--- a/pr-preview/pr-107/chapters/15-outcome-regression-propensity-scores-tracked-changes.docx
+++ b/pr-preview/pr-107/chapters/15-outcome-regression-propensity-scores-tracked-changes.docx
@@ -19808,22 +19808,17 @@
       </m:oMath>
       <w:ins w:id="72" w:author="PR Preview" w:date="2024-01-01T00:00:00Z">
         <w:r>
+          <w:t xml:space="preserve">,</w:t>
+        </w:r>
+      </w:ins>
+      <w:ins w:id="72" w:author="PR Preview" w:date="2024-01-01T00:00:00Z">
+        <w:r>
           <w:t xml:space="preserve"> </w:t>
         </w:r>
       </w:ins>
       <w:ins w:id="72" w:author="PR Preview" w:date="2024-01-01T00:00:00Z">
         <w:r>
-          <w:t xml:space="preserve">and a correctly specified propensity model,</w:t>
-        </w:r>
-      </w:ins>
-      <w:ins w:id="72" w:author="PR Preview" w:date="2024-01-01T00:00:00Z">
-        <w:r>
-          <w:t xml:space="preserve"> </w:t>
-        </w:r>
-      </w:ins>
-      <w:ins w:id="72" w:author="PR Preview" w:date="2024-01-01T00:00:00Z">
-        <w:r>
-          <w:t xml:space="preserve">exact matching on</w:t>
+          <w:t xml:space="preserve">exact matching on the true</w:t>
         </w:r>
       </w:ins>
       <w:ins w:id="72" w:author="PR Preview" w:date="2024-01-01T00:00:00Z">
@@ -19868,7 +19863,7 @@
       </w:ins>
       <w:ins w:id="72" w:author="PR Preview" w:date="2024-01-01T00:00:00Z">
         <w:r>
-          <w:t xml:space="preserve">so, under consistency, association measures in the matched population consistently estimate the effect measures</w:t>
+          <w:t xml:space="preserve">so, under consistency, association measures in the matched population equal the effect measures</w:t>
         </w:r>
       </w:ins>
       <w:ins w:id="72" w:author="PR Preview" w:date="2024-01-01T00:00:00Z">
@@ -19901,7 +19896,7 @@
       </w:pPr>
       <w:ins w:id="73" w:author="PR Preview" w:date="2024-01-01T00:00:00Z">
         <w:r>
-          <w:t xml:space="preserve">Caliper matching makes them only approximately exchangeable:</w:t>
+          <w:t xml:space="preserve">In practice we match on an estimate</w:t>
         </w:r>
       </w:ins>
       <w:ins w:id="73" w:author="PR Preview" w:date="2024-01-01T00:00:00Z">
@@ -19909,9 +19904,90 @@
           <w:t xml:space="preserve"> </w:t>
         </w:r>
       </w:ins>
+      <m:oMath>
+        <m:acc>
+          <m:accPr>
+            <m:chr m:val="̂"/>
+          </m:accPr>
+          <m:e>
+            <m:r>
+              <m:t>π</m:t>
+            </m:r>
+          </m:e>
+        </m:acc>
+        <m:r>
+          <m:rPr>
+            <m:sty m:val="p"/>
+          </m:rPr>
+          <m:t>(</m:t>
+        </m:r>
+        <m:r>
+          <m:t>L</m:t>
+        </m:r>
+        <m:r>
+          <m:rPr>
+            <m:sty m:val="p"/>
+          </m:rPr>
+          <m:t>)</m:t>
+        </m:r>
+      </m:oMath>
       <w:ins w:id="73" w:author="PR Preview" w:date="2024-01-01T00:00:00Z">
         <w:r>
-          <w:t xml:space="preserve">some bias remains, and it shrinks as the caliper narrows.</w:t>
+          <w:t xml:space="preserve">.</w:t>
+        </w:r>
+      </w:ins>
+      <w:ins w:id="73" w:author="PR Preview" w:date="2024-01-01T00:00:00Z">
+        <w:r>
+          <w:t xml:space="preserve"> </w:t>
+        </w:r>
+      </w:ins>
+      <w:ins w:id="73" w:author="PR Preview" w:date="2024-01-01T00:00:00Z">
+        <w:r>
+          <w:t xml:space="preserve">Equal estimated scores need not mean equal true scores,</w:t>
+        </w:r>
+      </w:ins>
+      <w:ins w:id="73" w:author="PR Preview" w:date="2024-01-01T00:00:00Z">
+        <w:r>
+          <w:t xml:space="preserve"> </w:t>
+        </w:r>
+      </w:ins>
+      <w:ins w:id="73" w:author="PR Preview" w:date="2024-01-01T00:00:00Z">
+        <w:r>
+          <w:t xml:space="preserve">so even with a correctly specified propensity model this exchangeability holds only approximately,</w:t>
+        </w:r>
+      </w:ins>
+      <w:ins w:id="73" w:author="PR Preview" w:date="2024-01-01T00:00:00Z">
+        <w:r>
+          <w:t xml:space="preserve"> </w:t>
+        </w:r>
+      </w:ins>
+      <w:ins w:id="73" w:author="PR Preview" w:date="2024-01-01T00:00:00Z">
+        <w:r>
+          <w:t xml:space="preserve">with the approximation improving as the sample grows.</w:t>
+        </w:r>
+      </w:ins>
+    </w:p>
+    <w:p>
+      <w:pPr>
+        <w:pStyle w:val="Compact"/>
+        <w:numPr>
+          <w:ilvl w:val="0"/>
+          <w:numId w:val="1011"/>
+        </w:numPr>
+      </w:pPr>
+      <w:ins w:id="74" w:author="PR Preview" w:date="2024-01-01T00:00:00Z">
+        <w:r>
+          <w:t xml:space="preserve">Caliper matching adds a second approximation:</w:t>
+        </w:r>
+      </w:ins>
+      <w:ins w:id="74" w:author="PR Preview" w:date="2024-01-01T00:00:00Z">
+        <w:r>
+          <w:t xml:space="preserve"> </w:t>
+        </w:r>
+      </w:ins>
+      <w:ins w:id="74" w:author="PR Preview" w:date="2024-01-01T00:00:00Z">
+        <w:r>
+          <w:t xml:space="preserve">some bias may remain, and it typically shrinks as the caliper narrows.</w:t>
         </w:r>
       </w:ins>
     </w:p>
@@ -20218,7 +20294,7 @@
       </w:tr>
     </w:tbl>
     <w:p>
-      <w:ins w:id="1077" w:author="PR Preview" w:date="2024-01-01T00:00:00Z">
+      <w:ins w:id="1078" w:author="PR Preview" w:date="2024-01-01T00:00:00Z">
         <w:r>
           <w:pict>
             <v:rect style="width:0;height:1.5pt" o:hralign="center" o:hrstd="t" o:hr="t"/>
@@ -20754,7 +20830,7 @@
       <w:pPr>
         <w:pStyle w:val="FirstParagraph"/>
       </w:pPr>
-      <w:ins w:id="82" w:author="PR Preview" w:date="2024-01-01T00:00:00Z">
+      <w:ins w:id="83" w:author="PR Preview" w:date="2024-01-01T00:00:00Z">
         <w:r>
           <w:t xml:space="preserve"> </w:t>
         </w:r>
@@ -21034,7 +21110,7 @@
       <w:pPr>
         <w:pStyle w:val="FirstParagraph"/>
       </w:pPr>
-      <w:ins w:id="86" w:author="PR Preview" w:date="2024-01-01T00:00:00Z">
+      <w:ins w:id="87" w:author="PR Preview" w:date="2024-01-01T00:00:00Z">
         <w:r>
           <w:t xml:space="preserve"> </w:t>
         </w:r>
@@ -21827,7 +21903,7 @@
       <w:pPr>
         <w:pStyle w:val="FirstParagraph"/>
       </w:pPr>
-      <w:ins w:id="1092" w:author="PR Preview" w:date="2024-01-01T00:00:00Z">
+      <w:ins w:id="1093" w:author="PR Preview" w:date="2024-01-01T00:00:00Z">
         <w:r>
           <w:t xml:space="preserve"> </w:t>
         </w:r>
@@ -22717,7 +22793,7 @@
       <w:pPr>
         <w:pStyle w:val="FirstParagraph"/>
       </w:pPr>
-      <w:ins w:id="101" w:author="PR Preview" w:date="2024-01-01T00:00:00Z">
+      <w:ins w:id="102" w:author="PR Preview" w:date="2024-01-01T00:00:00Z">
         <w:r>
           <w:t xml:space="preserve"> </w:t>
         </w:r>
@@ -23497,7 +23573,7 @@
       <w:pPr>
         <w:pStyle w:val="FirstParagraph"/>
       </w:pPr>
-      <w:ins w:id="107" w:author="PR Preview" w:date="2024-01-01T00:00:00Z">
+      <w:ins w:id="108" w:author="PR Preview" w:date="2024-01-01T00:00:00Z">
         <w:r>
           <w:t xml:space="preserve"> </w:t>
         </w:r>
@@ -24242,7 +24318,7 @@
       <w:pPr>
         <w:pStyle w:val="BodyText"/>
       </w:pPr>
-      <w:ins w:id="110" w:author="PR Preview" w:date="2024-01-01T00:00:00Z">
+      <w:ins w:id="111" w:author="PR Preview" w:date="2024-01-01T00:00:00Z">
         <w:r>
           <w:t xml:space="preserve"> </w:t>
         </w:r>
@@ -24382,7 +24458,7 @@
           <w:numId w:val="1025"/>
         </w:numPr>
       </w:pPr>
-      <w:ins w:id="112" w:author="PR Preview" w:date="2024-01-01T00:00:00Z">
+      <w:ins w:id="113" w:author="PR Preview" w:date="2024-01-01T00:00:00Z">
         <w:r>
           <w:t xml:space="preserve">Outcome regression and propensity score methods need the same identifying conditions as the g-methods, plus correct models for their nuisance parameters (</w:t>
         </w:r>
@@ -24395,7 +24471,7 @@
           <w:t xml:space="preserve">Definition 2</w:t>
         </w:r>
       </w:hyperlink>
-      <w:ins w:id="112" w:author="PR Preview" w:date="2024-01-01T00:00:00Z">
+      <w:ins w:id="113" w:author="PR Preview" w:date="2024-01-01T00:00:00Z">
         <w:r>
           <w:t xml:space="preserve">).</w:t>
         </w:r>
@@ -24498,27 +24574,27 @@
       <w:pPr>
         <w:pStyle w:val="Bibliography"/>
       </w:pPr>
-      <w:ins w:id="1118" w:author="PR Preview" w:date="2024-01-01T00:00:00Z">
+      <w:ins w:id="1119" w:author="PR Preview" w:date="2024-01-01T00:00:00Z">
         <w:r>
           <w:t xml:space="preserve">Rosenbaum, Paul R, and Donald B Rubin. 1983.</w:t>
         </w:r>
       </w:ins>
-      <w:ins w:id="1118" w:author="PR Preview" w:date="2024-01-01T00:00:00Z">
+      <w:ins w:id="1119" w:author="PR Preview" w:date="2024-01-01T00:00:00Z">
         <w:r>
           <w:t xml:space="preserve"> </w:t>
         </w:r>
       </w:ins>
-      <w:ins w:id="1118" w:author="PR Preview" w:date="2024-01-01T00:00:00Z">
+      <w:ins w:id="1119" w:author="PR Preview" w:date="2024-01-01T00:00:00Z">
         <w:r>
           <w:t xml:space="preserve">“The Central Role of the Propensity Score in Observational Studies for Causal Effects.”</w:t>
         </w:r>
       </w:ins>
-      <w:ins w:id="1118" w:author="PR Preview" w:date="2024-01-01T00:00:00Z">
+      <w:ins w:id="1119" w:author="PR Preview" w:date="2024-01-01T00:00:00Z">
         <w:r>
           <w:t xml:space="preserve"> </w:t>
         </w:r>
       </w:ins>
-      <w:ins w:id="1118" w:author="PR Preview" w:date="2024-01-01T00:00:00Z">
+      <w:ins w:id="1119" w:author="PR Preview" w:date="2024-01-01T00:00:00Z">
         <w:r>
           <w:rPr>
             <w:i/>
@@ -24527,17 +24603,17 @@
           <w:t xml:space="preserve">Biometrika</w:t>
         </w:r>
       </w:ins>
-      <w:ins w:id="1118" w:author="PR Preview" w:date="2024-01-01T00:00:00Z">
+      <w:ins w:id="1119" w:author="PR Preview" w:date="2024-01-01T00:00:00Z">
         <w:r>
           <w:t xml:space="preserve"> </w:t>
         </w:r>
       </w:ins>
-      <w:ins w:id="1118" w:author="PR Preview" w:date="2024-01-01T00:00:00Z">
+      <w:ins w:id="1119" w:author="PR Preview" w:date="2024-01-01T00:00:00Z">
         <w:r>
           <w:t xml:space="preserve">70 (1): 41–55.</w:t>
         </w:r>
       </w:ins>
-      <w:ins w:id="1118" w:author="PR Preview" w:date="2024-01-01T00:00:00Z">
+      <w:ins w:id="1119" w:author="PR Preview" w:date="2024-01-01T00:00:00Z">
         <w:r>
           <w:t xml:space="preserve"> </w:t>
         </w:r>
@@ -24550,7 +24626,7 @@
           <w:t xml:space="preserve">https://doi.org/10.1093/biomet/70.1.41</w:t>
         </w:r>
       </w:hyperlink>
-      <w:ins w:id="1118" w:author="PR Preview" w:date="2024-01-01T00:00:00Z">
+      <w:ins w:id="1119" w:author="PR Preview" w:date="2024-01-01T00:00:00Z">
         <w:r>
           <w:t xml:space="preserve">.</w:t>
         </w:r>

--- a/pr-preview/pr-107/chapters/15-outcome-regression-propensity-scores-tracked-changes.docx
+++ b/pr-preview/pr-107/chapters/15-outcome-regression-propensity-scores-tracked-changes.docx
@@ -13711,592 +13711,533 @@
         </w:r>
       </w:ins>
     </w:p>
-    <w:bookmarkStart w:id="37" w:name="alg-propensity-score-adjustment"/>
-    <w:p>
-      <w:pPr>
-        <w:pStyle w:val="FirstParagraph"/>
-      </w:pPr>
-      <w:ins w:id="42" w:author="PR Preview" w:date="2024-01-01T00:00:00Z">
-        <w:r>
-          <w:rPr>
-            <w:b/>
-            <w:bCs/>
-          </w:rPr>
-          <w:t xml:space="preserve">Algorithm 1 (Adjusting for the Propensity Score)</w:t>
-        </w:r>
-      </w:ins>
-      <w:ins w:id="42" w:author="PR Preview" w:date="2024-01-01T00:00:00Z">
-        <w:r>
-          <w:t xml:space="preserve"> </w:t>
-        </w:r>
-      </w:ins>
-      <w:ins w:id="42" w:author="PR Preview" w:date="2024-01-01T00:00:00Z">
-        <w:r>
-          <w:t xml:space="preserve">Suppose exchangeability and positivity hold given</w:t>
-        </w:r>
-      </w:ins>
-      <w:ins w:id="42" w:author="PR Preview" w:date="2024-01-01T00:00:00Z">
-        <w:r>
-          <w:t xml:space="preserve"> </w:t>
-        </w:r>
-      </w:ins>
-      <m:oMath>
-        <m:r>
-          <m:t>π</m:t>
-        </m:r>
-        <m:r>
-          <m:rPr>
-            <m:sty m:val="p"/>
-          </m:rPr>
-          <m:t>(</m:t>
-        </m:r>
-        <m:r>
-          <m:t>L</m:t>
-        </m:r>
-        <m:r>
-          <m:rPr>
-            <m:sty m:val="p"/>
-          </m:rPr>
-          <m:t>)</m:t>
-        </m:r>
-      </m:oMath>
-      <w:ins w:id="42" w:author="PR Preview" w:date="2024-01-01T00:00:00Z">
-        <w:r>
-          <w:t xml:space="preserve">,</w:t>
-        </w:r>
-      </w:ins>
-      <w:ins w:id="42" w:author="PR Preview" w:date="2024-01-01T00:00:00Z">
-        <w:r>
-          <w:t xml:space="preserve"> </w:t>
-        </w:r>
-      </w:ins>
-      <w:ins w:id="42" w:author="PR Preview" w:date="2024-01-01T00:00:00Z">
-        <w:r>
-          <w:t xml:space="preserve">consistency holds,</w:t>
-        </w:r>
-      </w:ins>
-      <w:ins w:id="42" w:author="PR Preview" w:date="2024-01-01T00:00:00Z">
-        <w:r>
-          <w:t xml:space="preserve"> </w:t>
-        </w:r>
-      </w:ins>
-      <w:ins w:id="42" w:author="PR Preview" w:date="2024-01-01T00:00:00Z">
-        <w:r>
-          <w:t xml:space="preserve">and the model for</w:t>
-        </w:r>
-      </w:ins>
-      <w:ins w:id="42" w:author="PR Preview" w:date="2024-01-01T00:00:00Z">
-        <w:r>
-          <w:t xml:space="preserve"> </w:t>
-        </w:r>
-      </w:ins>
-      <m:oMath>
-        <m:r>
-          <m:rPr>
-            <m:sty m:val="p"/>
-          </m:rPr>
-          <m:t>Pr</m:t>
-        </m:r>
-        <m:r>
-          <m:rPr>
-            <m:sty m:val="p"/>
-          </m:rPr>
-          <m:t>[</m:t>
-        </m:r>
-        <m:r>
-          <m:t>A</m:t>
-        </m:r>
-        <m:r>
-          <m:rPr>
-            <m:sty m:val="p"/>
-          </m:rPr>
-          <m:t>=</m:t>
-        </m:r>
-        <m:r>
-          <m:t>1</m:t>
-        </m:r>
-        <m:r>
-          <m:rPr>
-            <m:sty m:val="p"/>
-          </m:rPr>
-          <m:t>∣</m:t>
-        </m:r>
-        <m:r>
-          <m:t>L</m:t>
-        </m:r>
-        <m:r>
-          <m:rPr>
-            <m:sty m:val="p"/>
-          </m:rPr>
-          <m:t>]</m:t>
-        </m:r>
-      </m:oMath>
-      <w:ins w:id="42" w:author="PR Preview" w:date="2024-01-01T00:00:00Z">
-        <w:r>
-          <w:t xml:space="preserve"> </w:t>
-        </w:r>
-      </w:ins>
-      <w:ins w:id="42" w:author="PR Preview" w:date="2024-01-01T00:00:00Z">
-        <w:r>
-          <w:t xml:space="preserve">is correctly specified;</w:t>
-        </w:r>
-      </w:ins>
-      <w:ins w:id="42" w:author="PR Preview" w:date="2024-01-01T00:00:00Z">
-        <w:r>
-          <w:t xml:space="preserve"> </w:t>
-        </w:r>
-      </w:ins>
-      <w:ins w:id="42" w:author="PR Preview" w:date="2024-01-01T00:00:00Z">
-        <w:r>
-          <w:t xml:space="preserve">for outcome regression on, or standardization over,</w:t>
-        </w:r>
-      </w:ins>
-      <w:ins w:id="42" w:author="PR Preview" w:date="2024-01-01T00:00:00Z">
-        <w:r>
-          <w:t xml:space="preserve"> </w:t>
-        </w:r>
-      </w:ins>
-      <m:oMath>
-        <m:acc>
-          <m:accPr>
-            <m:chr m:val="̂"/>
-          </m:accPr>
-          <m:e>
-            <m:r>
-              <m:t>π</m:t>
-            </m:r>
-          </m:e>
-        </m:acc>
-        <m:r>
-          <m:rPr>
-            <m:sty m:val="p"/>
-          </m:rPr>
-          <m:t>(</m:t>
-        </m:r>
-        <m:r>
-          <m:t>L</m:t>
-        </m:r>
-        <m:r>
-          <m:rPr>
-            <m:sty m:val="p"/>
-          </m:rPr>
-          <m:t>)</m:t>
-        </m:r>
-      </m:oMath>
-      <w:ins w:id="42" w:author="PR Preview" w:date="2024-01-01T00:00:00Z">
-        <w:r>
-          <w:t xml:space="preserve">,</w:t>
-        </w:r>
-      </w:ins>
-      <w:ins w:id="42" w:author="PR Preview" w:date="2024-01-01T00:00:00Z">
-        <w:r>
-          <w:t xml:space="preserve"> </w:t>
-        </w:r>
-      </w:ins>
-      <w:ins w:id="42" w:author="PR Preview" w:date="2024-01-01T00:00:00Z">
-        <w:r>
-          <w:t xml:space="preserve">suppose also that the model for the relation between</w:t>
-        </w:r>
-      </w:ins>
-      <w:ins w:id="42" w:author="PR Preview" w:date="2024-01-01T00:00:00Z">
-        <w:r>
-          <w:t xml:space="preserve"> </w:t>
-        </w:r>
-      </w:ins>
-      <m:oMath>
-        <m:r>
-          <m:t>π</m:t>
-        </m:r>
-        <m:r>
-          <m:rPr>
-            <m:sty m:val="p"/>
-          </m:rPr>
-          <m:t>(</m:t>
-        </m:r>
-        <m:r>
-          <m:t>L</m:t>
-        </m:r>
-        <m:r>
-          <m:rPr>
-            <m:sty m:val="p"/>
-          </m:rPr>
-          <m:t>)</m:t>
-        </m:r>
-      </m:oMath>
-      <w:ins w:id="42" w:author="PR Preview" w:date="2024-01-01T00:00:00Z">
-        <w:r>
-          <w:t xml:space="preserve"> </w:t>
-        </w:r>
-      </w:ins>
-      <w:ins w:id="42" w:author="PR Preview" w:date="2024-01-01T00:00:00Z">
-        <w:r>
-          <w:t xml:space="preserve">and</w:t>
-        </w:r>
-      </w:ins>
-      <w:ins w:id="42" w:author="PR Preview" w:date="2024-01-01T00:00:00Z">
-        <w:r>
-          <w:t xml:space="preserve"> </w:t>
-        </w:r>
-      </w:ins>
-      <m:oMath>
-        <m:r>
-          <m:t>Y</m:t>
-        </m:r>
-      </m:oMath>
-      <w:ins w:id="42" w:author="PR Preview" w:date="2024-01-01T00:00:00Z">
-        <w:r>
-          <w:t xml:space="preserve"> </w:t>
-        </w:r>
-      </w:ins>
-      <w:ins w:id="42" w:author="PR Preview" w:date="2024-01-01T00:00:00Z">
-        <w:r>
-          <w:t xml:space="preserve">is correctly specified.</w:t>
-        </w:r>
-      </w:ins>
-      <w:ins w:id="42" w:author="PR Preview" w:date="2024-01-01T00:00:00Z">
-        <w:r>
-          <w:t xml:space="preserve"> </w:t>
-        </w:r>
-      </w:ins>
-      <w:ins w:id="42" w:author="PR Preview" w:date="2024-01-01T00:00:00Z">
-        <w:r>
-          <w:t xml:space="preserve">Then causal effects can be estimated as follows.</w:t>
-        </w:r>
-      </w:ins>
-    </w:p>
-    <w:p>
-      <w:pPr>
-        <w:pStyle w:val="Compact"/>
-        <w:numPr>
-          <w:ilvl w:val="0"/>
-          <w:numId w:val="1008"/>
-        </w:numPr>
-      </w:pPr>
-      <w:ins w:id="43" w:author="PR Preview" w:date="2024-01-01T00:00:00Z">
-        <w:r>
-          <w:t xml:space="preserve">Fit a model for</w:t>
-        </w:r>
-      </w:ins>
-      <w:ins w:id="43" w:author="PR Preview" w:date="2024-01-01T00:00:00Z">
-        <w:r>
-          <w:t xml:space="preserve"> </w:t>
-        </w:r>
-      </w:ins>
-      <m:oMath>
-        <m:r>
-          <m:rPr>
-            <m:sty m:val="p"/>
-          </m:rPr>
-          <m:t>Pr</m:t>
-        </m:r>
-        <m:r>
-          <m:rPr>
-            <m:sty m:val="p"/>
-          </m:rPr>
-          <m:t>[</m:t>
-        </m:r>
-        <m:r>
-          <m:t>A</m:t>
-        </m:r>
-        <m:r>
-          <m:rPr>
-            <m:sty m:val="p"/>
-          </m:rPr>
-          <m:t>=</m:t>
-        </m:r>
-        <m:r>
-          <m:t>1</m:t>
-        </m:r>
-        <m:r>
-          <m:rPr>
-            <m:sty m:val="p"/>
-          </m:rPr>
-          <m:t>∣</m:t>
-        </m:r>
-        <m:r>
-          <m:t>L</m:t>
-        </m:r>
-        <m:r>
-          <m:rPr>
-            <m:sty m:val="p"/>
-          </m:rPr>
-          <m:t>]</m:t>
-        </m:r>
-      </m:oMath>
-      <w:ins w:id="43" w:author="PR Preview" w:date="2024-01-01T00:00:00Z">
-        <w:r>
-          <w:t xml:space="preserve">.</w:t>
-        </w:r>
-      </w:ins>
-    </w:p>
-    <w:p>
-      <w:pPr>
-        <w:pStyle w:val="Compact"/>
-        <w:numPr>
-          <w:ilvl w:val="0"/>
-          <w:numId w:val="1008"/>
-        </w:numPr>
-      </w:pPr>
-      <w:ins w:id="44" w:author="PR Preview" w:date="2024-01-01T00:00:00Z">
-        <w:r>
-          <w:t xml:space="preserve">Compute the estimated propensity score</w:t>
-        </w:r>
-      </w:ins>
-      <w:ins w:id="44" w:author="PR Preview" w:date="2024-01-01T00:00:00Z">
-        <w:r>
-          <w:t xml:space="preserve"> </w:t>
-        </w:r>
-      </w:ins>
-      <m:oMath>
-        <m:acc>
-          <m:accPr>
-            <m:chr m:val="̂"/>
-          </m:accPr>
-          <m:e>
-            <m:r>
-              <m:t>π</m:t>
-            </m:r>
-          </m:e>
-        </m:acc>
-        <m:r>
-          <m:rPr>
-            <m:sty m:val="p"/>
-          </m:rPr>
-          <m:t>(</m:t>
-        </m:r>
-        <m:sSub>
-          <m:e>
-            <m:r>
-              <m:t>L</m:t>
-            </m:r>
-          </m:e>
-          <m:sub>
-            <m:r>
-              <m:t>i</m:t>
-            </m:r>
-          </m:sub>
-        </m:sSub>
-        <m:r>
-          <m:rPr>
-            <m:sty m:val="p"/>
-          </m:rPr>
-          <m:t>)</m:t>
-        </m:r>
-      </m:oMath>
-      <w:ins w:id="44" w:author="PR Preview" w:date="2024-01-01T00:00:00Z">
-        <w:r>
-          <w:t xml:space="preserve"> </w:t>
-        </w:r>
-      </w:ins>
-      <w:ins w:id="44" w:author="PR Preview" w:date="2024-01-01T00:00:00Z">
-        <w:r>
-          <w:t xml:space="preserve">for each individual</w:t>
-        </w:r>
-      </w:ins>
-      <w:ins w:id="44" w:author="PR Preview" w:date="2024-01-01T00:00:00Z">
-        <w:r>
-          <w:t xml:space="preserve"> </w:t>
-        </w:r>
-      </w:ins>
-      <m:oMath>
-        <m:r>
-          <m:t>i</m:t>
-        </m:r>
-      </m:oMath>
-      <w:ins w:id="44" w:author="PR Preview" w:date="2024-01-01T00:00:00Z">
-        <w:r>
-          <w:t xml:space="preserve">.</w:t>
-        </w:r>
-      </w:ins>
-    </w:p>
-    <w:p>
-      <w:pPr>
-        <w:pStyle w:val="Compact"/>
-        <w:numPr>
-          <w:ilvl w:val="0"/>
-          <w:numId w:val="1008"/>
-        </w:numPr>
-      </w:pPr>
-      <w:ins w:id="45" w:author="PR Preview" w:date="2024-01-01T00:00:00Z">
-        <w:r>
-          <w:t xml:space="preserve">Use</w:t>
-        </w:r>
-      </w:ins>
-      <w:ins w:id="45" w:author="PR Preview" w:date="2024-01-01T00:00:00Z">
-        <w:r>
-          <w:t xml:space="preserve"> </w:t>
-        </w:r>
-      </w:ins>
-      <m:oMath>
-        <m:acc>
-          <m:accPr>
-            <m:chr m:val="̂"/>
-          </m:accPr>
-          <m:e>
-            <m:r>
-              <m:t>π</m:t>
-            </m:r>
-          </m:e>
-        </m:acc>
-        <m:r>
-          <m:rPr>
-            <m:sty m:val="p"/>
-          </m:rPr>
-          <m:t>(</m:t>
-        </m:r>
-        <m:r>
-          <m:t>L</m:t>
-        </m:r>
-        <m:r>
-          <m:rPr>
-            <m:sty m:val="p"/>
-          </m:rPr>
-          <m:t>)</m:t>
-        </m:r>
-      </m:oMath>
-      <w:ins w:id="45" w:author="PR Preview" w:date="2024-01-01T00:00:00Z">
-        <w:r>
-          <w:t xml:space="preserve"> </w:t>
-        </w:r>
-      </w:ins>
-      <w:ins w:id="45" w:author="PR Preview" w:date="2024-01-01T00:00:00Z">
-        <w:r>
-          <w:t xml:space="preserve">in place of</w:t>
-        </w:r>
-      </w:ins>
-      <w:ins w:id="45" w:author="PR Preview" w:date="2024-01-01T00:00:00Z">
-        <w:r>
-          <w:t xml:space="preserve"> </w:t>
-        </w:r>
-      </w:ins>
-      <m:oMath>
-        <m:r>
-          <m:t>L</m:t>
-        </m:r>
-      </m:oMath>
-      <w:ins w:id="45" w:author="PR Preview" w:date="2024-01-01T00:00:00Z">
-        <w:r>
-          <w:t xml:space="preserve">: stratify on</w:t>
-        </w:r>
-      </w:ins>
-      <w:ins w:id="45" w:author="PR Preview" w:date="2024-01-01T00:00:00Z">
-        <w:r>
-          <w:t xml:space="preserve"> </w:t>
-        </w:r>
-      </w:ins>
-      <m:oMath>
-        <m:acc>
-          <m:accPr>
-            <m:chr m:val="̂"/>
-          </m:accPr>
-          <m:e>
-            <m:r>
-              <m:t>π</m:t>
-            </m:r>
-          </m:e>
-        </m:acc>
-        <m:r>
-          <m:rPr>
-            <m:sty m:val="p"/>
-          </m:rPr>
-          <m:t>(</m:t>
-        </m:r>
-        <m:r>
-          <m:t>L</m:t>
-        </m:r>
-        <m:r>
-          <m:rPr>
-            <m:sty m:val="p"/>
-          </m:rPr>
-          <m:t>)</m:t>
-        </m:r>
-      </m:oMath>
-      <w:ins w:id="45" w:author="PR Preview" w:date="2024-01-01T00:00:00Z">
-        <w:r>
-          <w:t xml:space="preserve"> </w:t>
-        </w:r>
-      </w:ins>
-      <w:ins w:id="45" w:author="PR Preview" w:date="2024-01-01T00:00:00Z">
-        <w:r>
-          <w:t xml:space="preserve">(including outcome regression on it), standardize over</w:t>
-        </w:r>
-      </w:ins>
-      <w:ins w:id="45" w:author="PR Preview" w:date="2024-01-01T00:00:00Z">
-        <w:r>
-          <w:t xml:space="preserve"> </w:t>
-        </w:r>
-      </w:ins>
-      <m:oMath>
-        <m:acc>
-          <m:accPr>
-            <m:chr m:val="̂"/>
-          </m:accPr>
-          <m:e>
-            <m:r>
-              <m:t>π</m:t>
-            </m:r>
-          </m:e>
-        </m:acc>
-        <m:r>
-          <m:rPr>
-            <m:sty m:val="p"/>
-          </m:rPr>
-          <m:t>(</m:t>
-        </m:r>
-        <m:r>
-          <m:t>L</m:t>
-        </m:r>
-        <m:r>
-          <m:rPr>
-            <m:sty m:val="p"/>
-          </m:rPr>
-          <m:t>)</m:t>
-        </m:r>
-      </m:oMath>
-      <w:ins w:id="45" w:author="PR Preview" w:date="2024-01-01T00:00:00Z">
-        <w:r>
-          <w:t xml:space="preserve">, or match on</w:t>
-        </w:r>
-      </w:ins>
-      <w:ins w:id="45" w:author="PR Preview" w:date="2024-01-01T00:00:00Z">
-        <w:r>
-          <w:t xml:space="preserve"> </w:t>
-        </w:r>
-      </w:ins>
-      <m:oMath>
-        <m:acc>
-          <m:accPr>
-            <m:chr m:val="̂"/>
-          </m:accPr>
-          <m:e>
-            <m:r>
-              <m:t>π</m:t>
-            </m:r>
-          </m:e>
-        </m:acc>
-        <m:r>
-          <m:rPr>
-            <m:sty m:val="p"/>
-          </m:rPr>
-          <m:t>(</m:t>
-        </m:r>
-        <m:r>
-          <m:t>L</m:t>
-        </m:r>
-        <m:r>
-          <m:rPr>
-            <m:sty m:val="p"/>
-          </m:rPr>
-          <m:t>)</m:t>
-        </m:r>
-      </m:oMath>
-      <w:ins w:id="45" w:author="PR Preview" w:date="2024-01-01T00:00:00Z">
-        <w:r>
-          <w:t xml:space="preserve">.</w:t>
-        </w:r>
-      </w:ins>
-    </w:p>
-    <w:bookmarkEnd w:id="37"/>
+    <w:tbl>
+      <w:tblPr>
+        <w:tblStyle w:val="Table"/>
+        <w:tblInd w:w="164" w:type="dxa"/>
+        <w:tblBorders>
+          <w:left w:val="single" w:sz="24" w:space="0" w:color="909090"/>
+        </w:tblBorders>
+        <w:tblCellMar>
+          <w:left w:w="0" w:type="dxa"/>
+          <w:right w:w="0" w:type="dxa"/>
+        </w:tblCellMar>
+        <w:tblLook w:firstRow="0" w:lastRow="0" w:firstColumn="0" w:lastColumn="0" w:noHBand="0" w:noVBand="0" w:val="0000"/>
+      </w:tblPr>
+      <w:tblGrid>
+        <w:gridCol w:w="7920"/>
+      </w:tblGrid>
+      <w:tr>
+        <w:trPr>
+          <w:cantSplit/>
+        </w:trPr>
+        <w:tc>
+          <w:tcPr>
+            <w:tcMar>
+              <w:left w:w="144" w:type="dxa"/>
+            </w:tcMar>
+          </w:tcPr>
+          <w:p>
+            <w:pPr>
+              <w:pStyle w:val="FirstParagraph"/>
+            </w:pPr>
+            <w:pPr>
+              <w:spacing w:before="16" w:after="64"/>
+            </w:pPr>
+          </w:p>
+          <w:bookmarkStart w:id="37" w:name="alg-propensity-score-adjustment"/>
+          <w:p>
+            <w:pPr>
+              <w:pStyle w:val="BodyText"/>
+            </w:pPr>
+            <w:r>
+              <w:rPr>
+                <w:b/>
+                <w:bCs/>
+              </w:rPr>
+              <w:t xml:space="preserve">Algorithm 1 (Adjusting for the Propensity Score)</w:t>
+            </w:r>
+            <w:r>
+              <w:t xml:space="preserve"> </w:t>
+            </w:r>
+            <w:r>
+              <w:t xml:space="preserve">Suppose exchangeability and positivity hold given</w:t>
+            </w:r>
+            <w:r>
+              <w:t xml:space="preserve"> </w:t>
+            </w:r>
+            <m:oMath>
+              <m:r>
+                <m:t>π</m:t>
+              </m:r>
+              <m:r>
+                <m:rPr>
+                  <m:sty m:val="p"/>
+                </m:rPr>
+                <m:t>(</m:t>
+              </m:r>
+              <m:r>
+                <m:t>L</m:t>
+              </m:r>
+              <m:r>
+                <m:rPr>
+                  <m:sty m:val="p"/>
+                </m:rPr>
+                <m:t>)</m:t>
+              </m:r>
+            </m:oMath>
+            <w:r>
+              <w:t xml:space="preserve">,</w:t>
+            </w:r>
+            <w:r>
+              <w:t xml:space="preserve"> </w:t>
+            </w:r>
+            <w:r>
+              <w:t xml:space="preserve">consistency holds,</w:t>
+            </w:r>
+            <w:r>
+              <w:t xml:space="preserve"> </w:t>
+            </w:r>
+            <w:r>
+              <w:t xml:space="preserve">and the model for</w:t>
+            </w:r>
+            <w:r>
+              <w:t xml:space="preserve"> </w:t>
+            </w:r>
+            <m:oMath>
+              <m:r>
+                <m:rPr>
+                  <m:sty m:val="p"/>
+                </m:rPr>
+                <m:t>Pr</m:t>
+              </m:r>
+              <m:r>
+                <m:rPr>
+                  <m:sty m:val="p"/>
+                </m:rPr>
+                <m:t>[</m:t>
+              </m:r>
+              <m:r>
+                <m:t>A</m:t>
+              </m:r>
+              <m:r>
+                <m:rPr>
+                  <m:sty m:val="p"/>
+                </m:rPr>
+                <m:t>=</m:t>
+              </m:r>
+              <m:r>
+                <m:t>1</m:t>
+              </m:r>
+              <m:r>
+                <m:rPr>
+                  <m:sty m:val="p"/>
+                </m:rPr>
+                <m:t>∣</m:t>
+              </m:r>
+              <m:r>
+                <m:t>L</m:t>
+              </m:r>
+              <m:r>
+                <m:rPr>
+                  <m:sty m:val="p"/>
+                </m:rPr>
+                <m:t>]</m:t>
+              </m:r>
+            </m:oMath>
+            <w:r>
+              <w:t xml:space="preserve"> </w:t>
+            </w:r>
+            <w:r>
+              <w:t xml:space="preserve">is correctly specified;</w:t>
+            </w:r>
+            <w:r>
+              <w:t xml:space="preserve"> </w:t>
+            </w:r>
+            <w:r>
+              <w:t xml:space="preserve">for outcome regression on, or standardization over,</w:t>
+            </w:r>
+            <w:r>
+              <w:t xml:space="preserve"> </w:t>
+            </w:r>
+            <m:oMath>
+              <m:acc>
+                <m:accPr>
+                  <m:chr m:val="̂"/>
+                </m:accPr>
+                <m:e>
+                  <m:r>
+                    <m:t>π</m:t>
+                  </m:r>
+                </m:e>
+              </m:acc>
+              <m:r>
+                <m:rPr>
+                  <m:sty m:val="p"/>
+                </m:rPr>
+                <m:t>(</m:t>
+              </m:r>
+              <m:r>
+                <m:t>L</m:t>
+              </m:r>
+              <m:r>
+                <m:rPr>
+                  <m:sty m:val="p"/>
+                </m:rPr>
+                <m:t>)</m:t>
+              </m:r>
+            </m:oMath>
+            <w:r>
+              <w:t xml:space="preserve">,</w:t>
+            </w:r>
+            <w:r>
+              <w:t xml:space="preserve"> </w:t>
+            </w:r>
+            <w:r>
+              <w:t xml:space="preserve">suppose also that the model for the relation between</w:t>
+            </w:r>
+            <w:r>
+              <w:t xml:space="preserve"> </w:t>
+            </w:r>
+            <m:oMath>
+              <m:r>
+                <m:t>π</m:t>
+              </m:r>
+              <m:r>
+                <m:rPr>
+                  <m:sty m:val="p"/>
+                </m:rPr>
+                <m:t>(</m:t>
+              </m:r>
+              <m:r>
+                <m:t>L</m:t>
+              </m:r>
+              <m:r>
+                <m:rPr>
+                  <m:sty m:val="p"/>
+                </m:rPr>
+                <m:t>)</m:t>
+              </m:r>
+            </m:oMath>
+            <w:r>
+              <w:t xml:space="preserve"> </w:t>
+            </w:r>
+            <w:r>
+              <w:t xml:space="preserve">and</w:t>
+            </w:r>
+            <w:r>
+              <w:t xml:space="preserve"> </w:t>
+            </w:r>
+            <m:oMath>
+              <m:r>
+                <m:t>Y</m:t>
+              </m:r>
+            </m:oMath>
+            <w:r>
+              <w:t xml:space="preserve"> </w:t>
+            </w:r>
+            <w:r>
+              <w:t xml:space="preserve">is correctly specified.</w:t>
+            </w:r>
+            <w:r>
+              <w:t xml:space="preserve"> </w:t>
+            </w:r>
+            <w:r>
+              <w:t xml:space="preserve">Then causal effects can be estimated as follows.</w:t>
+            </w:r>
+          </w:p>
+          <w:p>
+            <w:pPr>
+              <w:pStyle w:val="Compact"/>
+              <w:numPr>
+                <w:ilvl w:val="0"/>
+                <w:numId w:val="1008"/>
+              </w:numPr>
+            </w:pPr>
+            <w:r>
+              <w:t xml:space="preserve">Fit a model for</w:t>
+            </w:r>
+            <w:r>
+              <w:t xml:space="preserve"> </w:t>
+            </w:r>
+            <m:oMath>
+              <m:r>
+                <m:rPr>
+                  <m:sty m:val="p"/>
+                </m:rPr>
+                <m:t>Pr</m:t>
+              </m:r>
+              <m:r>
+                <m:rPr>
+                  <m:sty m:val="p"/>
+                </m:rPr>
+                <m:t>[</m:t>
+              </m:r>
+              <m:r>
+                <m:t>A</m:t>
+              </m:r>
+              <m:r>
+                <m:rPr>
+                  <m:sty m:val="p"/>
+                </m:rPr>
+                <m:t>=</m:t>
+              </m:r>
+              <m:r>
+                <m:t>1</m:t>
+              </m:r>
+              <m:r>
+                <m:rPr>
+                  <m:sty m:val="p"/>
+                </m:rPr>
+                <m:t>∣</m:t>
+              </m:r>
+              <m:r>
+                <m:t>L</m:t>
+              </m:r>
+              <m:r>
+                <m:rPr>
+                  <m:sty m:val="p"/>
+                </m:rPr>
+                <m:t>]</m:t>
+              </m:r>
+            </m:oMath>
+            <w:r>
+              <w:t xml:space="preserve">.</w:t>
+            </w:r>
+          </w:p>
+          <w:p>
+            <w:pPr>
+              <w:pStyle w:val="Compact"/>
+              <w:numPr>
+                <w:ilvl w:val="0"/>
+                <w:numId w:val="1008"/>
+              </w:numPr>
+            </w:pPr>
+            <w:r>
+              <w:t xml:space="preserve">Compute the estimated propensity score</w:t>
+            </w:r>
+            <w:r>
+              <w:t xml:space="preserve"> </w:t>
+            </w:r>
+            <m:oMath>
+              <m:acc>
+                <m:accPr>
+                  <m:chr m:val="̂"/>
+                </m:accPr>
+                <m:e>
+                  <m:r>
+                    <m:t>π</m:t>
+                  </m:r>
+                </m:e>
+              </m:acc>
+              <m:r>
+                <m:rPr>
+                  <m:sty m:val="p"/>
+                </m:rPr>
+                <m:t>(</m:t>
+              </m:r>
+              <m:sSub>
+                <m:e>
+                  <m:r>
+                    <m:t>L</m:t>
+                  </m:r>
+                </m:e>
+                <m:sub>
+                  <m:r>
+                    <m:t>i</m:t>
+                  </m:r>
+                </m:sub>
+              </m:sSub>
+              <m:r>
+                <m:rPr>
+                  <m:sty m:val="p"/>
+                </m:rPr>
+                <m:t>)</m:t>
+              </m:r>
+            </m:oMath>
+            <w:r>
+              <w:t xml:space="preserve"> </w:t>
+            </w:r>
+            <w:r>
+              <w:t xml:space="preserve">for each individual</w:t>
+            </w:r>
+            <w:r>
+              <w:t xml:space="preserve"> </w:t>
+            </w:r>
+            <m:oMath>
+              <m:r>
+                <m:t>i</m:t>
+              </m:r>
+            </m:oMath>
+            <w:r>
+              <w:t xml:space="preserve">.</w:t>
+            </w:r>
+          </w:p>
+          <w:p>
+            <w:pPr>
+              <w:pStyle w:val="Compact"/>
+              <w:numPr>
+                <w:ilvl w:val="0"/>
+                <w:numId w:val="1008"/>
+              </w:numPr>
+            </w:pPr>
+            <w:r>
+              <w:t xml:space="preserve">Use</w:t>
+            </w:r>
+            <w:r>
+              <w:t xml:space="preserve"> </w:t>
+            </w:r>
+            <m:oMath>
+              <m:acc>
+                <m:accPr>
+                  <m:chr m:val="̂"/>
+                </m:accPr>
+                <m:e>
+                  <m:r>
+                    <m:t>π</m:t>
+                  </m:r>
+                </m:e>
+              </m:acc>
+              <m:r>
+                <m:rPr>
+                  <m:sty m:val="p"/>
+                </m:rPr>
+                <m:t>(</m:t>
+              </m:r>
+              <m:r>
+                <m:t>L</m:t>
+              </m:r>
+              <m:r>
+                <m:rPr>
+                  <m:sty m:val="p"/>
+                </m:rPr>
+                <m:t>)</m:t>
+              </m:r>
+            </m:oMath>
+            <w:r>
+              <w:t xml:space="preserve"> </w:t>
+            </w:r>
+            <w:r>
+              <w:t xml:space="preserve">in place of</w:t>
+            </w:r>
+            <w:r>
+              <w:t xml:space="preserve"> </w:t>
+            </w:r>
+            <m:oMath>
+              <m:r>
+                <m:t>L</m:t>
+              </m:r>
+            </m:oMath>
+            <w:r>
+              <w:t xml:space="preserve">: stratify on</w:t>
+            </w:r>
+            <w:r>
+              <w:t xml:space="preserve"> </w:t>
+            </w:r>
+            <m:oMath>
+              <m:acc>
+                <m:accPr>
+                  <m:chr m:val="̂"/>
+                </m:accPr>
+                <m:e>
+                  <m:r>
+                    <m:t>π</m:t>
+                  </m:r>
+                </m:e>
+              </m:acc>
+              <m:r>
+                <m:rPr>
+                  <m:sty m:val="p"/>
+                </m:rPr>
+                <m:t>(</m:t>
+              </m:r>
+              <m:r>
+                <m:t>L</m:t>
+              </m:r>
+              <m:r>
+                <m:rPr>
+                  <m:sty m:val="p"/>
+                </m:rPr>
+                <m:t>)</m:t>
+              </m:r>
+            </m:oMath>
+            <w:r>
+              <w:t xml:space="preserve"> </w:t>
+            </w:r>
+            <w:r>
+              <w:t xml:space="preserve">(including outcome regression on it), standardize over</w:t>
+            </w:r>
+            <w:r>
+              <w:t xml:space="preserve"> </w:t>
+            </w:r>
+            <m:oMath>
+              <m:acc>
+                <m:accPr>
+                  <m:chr m:val="̂"/>
+                </m:accPr>
+                <m:e>
+                  <m:r>
+                    <m:t>π</m:t>
+                  </m:r>
+                </m:e>
+              </m:acc>
+              <m:r>
+                <m:rPr>
+                  <m:sty m:val="p"/>
+                </m:rPr>
+                <m:t>(</m:t>
+              </m:r>
+              <m:r>
+                <m:t>L</m:t>
+              </m:r>
+              <m:r>
+                <m:rPr>
+                  <m:sty m:val="p"/>
+                </m:rPr>
+                <m:t>)</m:t>
+              </m:r>
+            </m:oMath>
+            <w:r>
+              <w:t xml:space="preserve">, or match on</w:t>
+            </w:r>
+            <w:r>
+              <w:t xml:space="preserve"> </w:t>
+            </w:r>
+            <m:oMath>
+              <m:acc>
+                <m:accPr>
+                  <m:chr m:val="̂"/>
+                </m:accPr>
+                <m:e>
+                  <m:r>
+                    <m:t>π</m:t>
+                  </m:r>
+                </m:e>
+              </m:acc>
+              <m:r>
+                <m:rPr>
+                  <m:sty m:val="p"/>
+                </m:rPr>
+                <m:t>(</m:t>
+              </m:r>
+              <m:r>
+                <m:t>L</m:t>
+              </m:r>
+              <m:r>
+                <m:rPr>
+                  <m:sty m:val="p"/>
+                </m:rPr>
+                <m:t>)</m:t>
+              </m:r>
+            </m:oMath>
+            <w:r>
+              <w:t xml:space="preserve">.</w:t>
+            </w:r>
+          </w:p>
+          <w:bookmarkEnd w:id="37"/>
+        </w:tc>
+      </w:tr>
+    </w:tbl>
     <w:bookmarkEnd w:id="38"/>
     <w:bookmarkEnd w:id="39"/>
     <w:bookmarkStart w:id="56" w:name="Xbb6a072e6c688c8763c21accee5e0976fa5155a"/>
@@ -15549,7 +15490,7 @@
       <w:pPr>
         <w:pStyle w:val="FirstParagraph"/>
       </w:pPr>
-      <w:ins w:id="48" w:author="PR Preview" w:date="2024-01-01T00:00:00Z">
+      <w:ins w:id="44" w:author="PR Preview" w:date="2024-01-01T00:00:00Z">
         <w:r>
           <w:t xml:space="preserve"> </w:t>
         </w:r>
@@ -16106,12 +16047,12 @@
       <w:pPr>
         <w:pStyle w:val="BodyText"/>
       </w:pPr>
-      <w:ins w:id="49" w:author="PR Preview" w:date="2024-01-01T00:00:00Z">
+      <w:ins w:id="45" w:author="PR Preview" w:date="2024-01-01T00:00:00Z">
         <w:r>
           <w:t xml:space="preserve">For treatment alone, without censoring,</w:t>
         </w:r>
       </w:ins>
-      <w:ins w:id="49" w:author="PR Preview" w:date="2024-01-01T00:00:00Z">
+      <w:ins w:id="45" w:author="PR Preview" w:date="2024-01-01T00:00:00Z">
         <w:r>
           <w:t xml:space="preserve"> </w:t>
         </w:r>
@@ -16124,17 +16065,17 @@
           <w:t xml:space="preserve">Theorem 1</w:t>
         </w:r>
       </w:hyperlink>
-      <w:ins w:id="49" w:author="PR Preview" w:date="2024-01-01T00:00:00Z">
+      <w:ins w:id="45" w:author="PR Preview" w:date="2024-01-01T00:00:00Z">
         <w:r>
           <w:t xml:space="preserve"> </w:t>
         </w:r>
       </w:ins>
-      <w:ins w:id="49" w:author="PR Preview" w:date="2024-01-01T00:00:00Z">
+      <w:ins w:id="45" w:author="PR Preview" w:date="2024-01-01T00:00:00Z">
         <w:r>
           <w:t xml:space="preserve">shows that exchangeability and positivity given</w:t>
         </w:r>
       </w:ins>
-      <w:ins w:id="49" w:author="PR Preview" w:date="2024-01-01T00:00:00Z">
+      <w:ins w:id="45" w:author="PR Preview" w:date="2024-01-01T00:00:00Z">
         <w:r>
           <w:t xml:space="preserve"> </w:t>
         </w:r>
@@ -16144,17 +16085,17 @@
           <m:t>L</m:t>
         </m:r>
       </m:oMath>
-      <w:ins w:id="49" w:author="PR Preview" w:date="2024-01-01T00:00:00Z">
+      <w:ins w:id="45" w:author="PR Preview" w:date="2024-01-01T00:00:00Z">
         <w:r>
           <w:t xml:space="preserve"> </w:t>
         </w:r>
       </w:ins>
-      <w:ins w:id="49" w:author="PR Preview" w:date="2024-01-01T00:00:00Z">
+      <w:ins w:id="45" w:author="PR Preview" w:date="2024-01-01T00:00:00Z">
         <w:r>
           <w:t xml:space="preserve">carry over to</w:t>
         </w:r>
       </w:ins>
-      <w:ins w:id="49" w:author="PR Preview" w:date="2024-01-01T00:00:00Z">
+      <w:ins w:id="45" w:author="PR Preview" w:date="2024-01-01T00:00:00Z">
         <w:r>
           <w:t xml:space="preserve"> </w:t>
         </w:r>
@@ -16179,22 +16120,22 @@
           <m:t>)</m:t>
         </m:r>
       </m:oMath>
-      <w:ins w:id="49" w:author="PR Preview" w:date="2024-01-01T00:00:00Z">
+      <w:ins w:id="45" w:author="PR Preview" w:date="2024-01-01T00:00:00Z">
         <w:r>
           <w:t xml:space="preserve">.</w:t>
         </w:r>
       </w:ins>
-      <w:ins w:id="49" w:author="PR Preview" w:date="2024-01-01T00:00:00Z">
+      <w:ins w:id="45" w:author="PR Preview" w:date="2024-01-01T00:00:00Z">
         <w:r>
           <w:t xml:space="preserve"> </w:t>
         </w:r>
       </w:ins>
-      <w:ins w:id="49" w:author="PR Preview" w:date="2024-01-01T00:00:00Z">
+      <w:ins w:id="45" w:author="PR Preview" w:date="2024-01-01T00:00:00Z">
         <w:r>
           <w:t xml:space="preserve">When no one is censored, the joint</w:t>
         </w:r>
       </w:ins>
-      <w:ins w:id="49" w:author="PR Preview" w:date="2024-01-01T00:00:00Z">
+      <w:ins w:id="45" w:author="PR Preview" w:date="2024-01-01T00:00:00Z">
         <w:r>
           <w:t xml:space="preserve"> </w:t>
         </w:r>
@@ -16225,17 +16166,17 @@
           <m:t>)</m:t>
         </m:r>
       </m:oMath>
-      <w:ins w:id="49" w:author="PR Preview" w:date="2024-01-01T00:00:00Z">
+      <w:ins w:id="45" w:author="PR Preview" w:date="2024-01-01T00:00:00Z">
         <w:r>
           <w:t xml:space="preserve"> </w:t>
         </w:r>
       </w:ins>
-      <w:ins w:id="49" w:author="PR Preview" w:date="2024-01-01T00:00:00Z">
+      <w:ins w:id="45" w:author="PR Preview" w:date="2024-01-01T00:00:00Z">
         <w:r>
           <w:t xml:space="preserve">conditions of</w:t>
         </w:r>
       </w:ins>
-      <w:ins w:id="49" w:author="PR Preview" w:date="2024-01-01T00:00:00Z">
+      <w:ins w:id="45" w:author="PR Preview" w:date="2024-01-01T00:00:00Z">
         <w:r>
           <w:t xml:space="preserve"> </w:t>
         </w:r>
@@ -16248,27 +16189,27 @@
           <w:t xml:space="preserve">Proposition 4</w:t>
         </w:r>
       </w:hyperlink>
-      <w:ins w:id="49" w:author="PR Preview" w:date="2024-01-01T00:00:00Z">
+      <w:ins w:id="45" w:author="PR Preview" w:date="2024-01-01T00:00:00Z">
         <w:r>
           <w:t xml:space="preserve"> </w:t>
         </w:r>
       </w:ins>
-      <w:ins w:id="49" w:author="PR Preview" w:date="2024-01-01T00:00:00Z">
+      <w:ins w:id="45" w:author="PR Preview" w:date="2024-01-01T00:00:00Z">
         <w:r>
           <w:t xml:space="preserve">reduce to these treatment-only conditions,</w:t>
         </w:r>
       </w:ins>
-      <w:ins w:id="49" w:author="PR Preview" w:date="2024-01-01T00:00:00Z">
+      <w:ins w:id="45" w:author="PR Preview" w:date="2024-01-01T00:00:00Z">
         <w:r>
           <w:t xml:space="preserve"> </w:t>
         </w:r>
       </w:ins>
-      <w:ins w:id="49" w:author="PR Preview" w:date="2024-01-01T00:00:00Z">
+      <w:ins w:id="45" w:author="PR Preview" w:date="2024-01-01T00:00:00Z">
         <w:r>
           <w:t xml:space="preserve">so they hold whenever exchangeability and positivity given</w:t>
         </w:r>
       </w:ins>
-      <w:ins w:id="49" w:author="PR Preview" w:date="2024-01-01T00:00:00Z">
+      <w:ins w:id="45" w:author="PR Preview" w:date="2024-01-01T00:00:00Z">
         <w:r>
           <w:t xml:space="preserve"> </w:t>
         </w:r>
@@ -16278,17 +16219,17 @@
           <m:t>L</m:t>
         </m:r>
       </m:oMath>
-      <w:ins w:id="49" w:author="PR Preview" w:date="2024-01-01T00:00:00Z">
+      <w:ins w:id="45" w:author="PR Preview" w:date="2024-01-01T00:00:00Z">
         <w:r>
           <w:t xml:space="preserve"> </w:t>
         </w:r>
       </w:ins>
-      <w:ins w:id="49" w:author="PR Preview" w:date="2024-01-01T00:00:00Z">
+      <w:ins w:id="45" w:author="PR Preview" w:date="2024-01-01T00:00:00Z">
         <w:r>
           <w:t xml:space="preserve">hold (with</w:t>
         </w:r>
       </w:ins>
-      <w:ins w:id="49" w:author="PR Preview" w:date="2024-01-01T00:00:00Z">
+      <w:ins w:id="45" w:author="PR Preview" w:date="2024-01-01T00:00:00Z">
         <w:r>
           <w:t xml:space="preserve"> </w:t>
         </w:r>
@@ -16298,17 +16239,17 @@
           <m:t>L</m:t>
         </m:r>
       </m:oMath>
-      <w:ins w:id="49" w:author="PR Preview" w:date="2024-01-01T00:00:00Z">
+      <w:ins w:id="45" w:author="PR Preview" w:date="2024-01-01T00:00:00Z">
         <w:r>
           <w:t xml:space="preserve"> </w:t>
         </w:r>
       </w:ins>
-      <w:ins w:id="49" w:author="PR Preview" w:date="2024-01-01T00:00:00Z">
+      <w:ins w:id="45" w:author="PR Preview" w:date="2024-01-01T00:00:00Z">
         <w:r>
           <w:t xml:space="preserve">discrete, as in</w:t>
         </w:r>
       </w:ins>
-      <w:ins w:id="49" w:author="PR Preview" w:date="2024-01-01T00:00:00Z">
+      <w:ins w:id="45" w:author="PR Preview" w:date="2024-01-01T00:00:00Z">
         <w:r>
           <w:t xml:space="preserve"> </w:t>
         </w:r>
@@ -16321,22 +16262,22 @@
           <w:t xml:space="preserve">Proposition 4</w:t>
         </w:r>
       </w:hyperlink>
-      <w:ins w:id="49" w:author="PR Preview" w:date="2024-01-01T00:00:00Z">
+      <w:ins w:id="45" w:author="PR Preview" w:date="2024-01-01T00:00:00Z">
         <w:r>
           <w:t xml:space="preserve">).</w:t>
         </w:r>
       </w:ins>
-      <w:ins w:id="49" w:author="PR Preview" w:date="2024-01-01T00:00:00Z">
+      <w:ins w:id="45" w:author="PR Preview" w:date="2024-01-01T00:00:00Z">
         <w:r>
           <w:t xml:space="preserve"> </w:t>
         </w:r>
       </w:ins>
-      <w:ins w:id="49" w:author="PR Preview" w:date="2024-01-01T00:00:00Z">
+      <w:ins w:id="45" w:author="PR Preview" w:date="2024-01-01T00:00:00Z">
         <w:r>
           <w:t xml:space="preserve">With censoring,</w:t>
         </w:r>
       </w:ins>
-      <w:ins w:id="49" w:author="PR Preview" w:date="2024-01-01T00:00:00Z">
+      <w:ins w:id="45" w:author="PR Preview" w:date="2024-01-01T00:00:00Z">
         <w:r>
           <w:t xml:space="preserve"> </w:t>
         </w:r>
@@ -16361,27 +16302,27 @@
           <m:t>)</m:t>
         </m:r>
       </m:oMath>
-      <w:ins w:id="49" w:author="PR Preview" w:date="2024-01-01T00:00:00Z">
+      <w:ins w:id="45" w:author="PR Preview" w:date="2024-01-01T00:00:00Z">
         <w:r>
           <w:t xml:space="preserve"> </w:t>
         </w:r>
       </w:ins>
-      <w:ins w:id="49" w:author="PR Preview" w:date="2024-01-01T00:00:00Z">
+      <w:ins w:id="45" w:author="PR Preview" w:date="2024-01-01T00:00:00Z">
         <w:r>
           <w:t xml:space="preserve">alone need not suffice;</w:t>
         </w:r>
       </w:ins>
-      <w:ins w:id="49" w:author="PR Preview" w:date="2024-01-01T00:00:00Z">
+      <w:ins w:id="45" w:author="PR Preview" w:date="2024-01-01T00:00:00Z">
         <w:r>
           <w:t xml:space="preserve"> </w:t>
         </w:r>
       </w:ins>
-      <w:ins w:id="49" w:author="PR Preview" w:date="2024-01-01T00:00:00Z">
+      <w:ins w:id="45" w:author="PR Preview" w:date="2024-01-01T00:00:00Z">
         <w:r>
           <w:t xml:space="preserve">one would instead condition on a score</w:t>
         </w:r>
       </w:ins>
-      <w:ins w:id="49" w:author="PR Preview" w:date="2024-01-01T00:00:00Z">
+      <w:ins w:id="45" w:author="PR Preview" w:date="2024-01-01T00:00:00Z">
         <w:r>
           <w:t xml:space="preserve"> </w:t>
         </w:r>
@@ -16406,17 +16347,17 @@
           <m:t>)</m:t>
         </m:r>
       </m:oMath>
-      <w:ins w:id="49" w:author="PR Preview" w:date="2024-01-01T00:00:00Z">
+      <w:ins w:id="45" w:author="PR Preview" w:date="2024-01-01T00:00:00Z">
         <w:r>
           <w:t xml:space="preserve"> </w:t>
         </w:r>
       </w:ins>
-      <w:ins w:id="49" w:author="PR Preview" w:date="2024-01-01T00:00:00Z">
+      <w:ins w:id="45" w:author="PR Preview" w:date="2024-01-01T00:00:00Z">
         <w:r>
           <w:t xml:space="preserve">with</w:t>
         </w:r>
       </w:ins>
-      <w:ins w:id="49" w:author="PR Preview" w:date="2024-01-01T00:00:00Z">
+      <w:ins w:id="45" w:author="PR Preview" w:date="2024-01-01T00:00:00Z">
         <w:r>
           <w:t xml:space="preserve"> </w:t>
         </w:r>
@@ -16495,22 +16436,22 @@
           <m:t>)</m:t>
         </m:r>
       </m:oMath>
-      <w:ins w:id="49" w:author="PR Preview" w:date="2024-01-01T00:00:00Z">
+      <w:ins w:id="45" w:author="PR Preview" w:date="2024-01-01T00:00:00Z">
         <w:r>
           <w:t xml:space="preserve">,</w:t>
         </w:r>
       </w:ins>
-      <w:ins w:id="49" w:author="PR Preview" w:date="2024-01-01T00:00:00Z">
+      <w:ins w:id="45" w:author="PR Preview" w:date="2024-01-01T00:00:00Z">
         <w:r>
           <w:t xml:space="preserve"> </w:t>
         </w:r>
       </w:ins>
-      <w:ins w:id="49" w:author="PR Preview" w:date="2024-01-01T00:00:00Z">
+      <w:ins w:id="45" w:author="PR Preview" w:date="2024-01-01T00:00:00Z">
         <w:r>
           <w:t xml:space="preserve">for example the vector of joint probabilities</w:t>
         </w:r>
       </w:ins>
-      <w:ins w:id="49" w:author="PR Preview" w:date="2024-01-01T00:00:00Z">
+      <w:ins w:id="45" w:author="PR Preview" w:date="2024-01-01T00:00:00Z">
         <w:r>
           <w:t xml:space="preserve"> </w:t>
         </w:r>
@@ -16574,17 +16515,17 @@
           <m:t>]</m:t>
         </m:r>
       </m:oMath>
-      <w:ins w:id="49" w:author="PR Preview" w:date="2024-01-01T00:00:00Z">
+      <w:ins w:id="45" w:author="PR Preview" w:date="2024-01-01T00:00:00Z">
         <w:r>
           <w:t xml:space="preserve"> </w:t>
         </w:r>
       </w:ins>
-      <w:ins w:id="49" w:author="PR Preview" w:date="2024-01-01T00:00:00Z">
+      <w:ins w:id="45" w:author="PR Preview" w:date="2024-01-01T00:00:00Z">
         <w:r>
           <w:t xml:space="preserve">over all</w:t>
         </w:r>
       </w:ins>
-      <w:ins w:id="49" w:author="PR Preview" w:date="2024-01-01T00:00:00Z">
+      <w:ins w:id="45" w:author="PR Preview" w:date="2024-01-01T00:00:00Z">
         <w:r>
           <w:t xml:space="preserve"> </w:t>
         </w:r>
@@ -16615,7 +16556,7 @@
           <m:t>)</m:t>
         </m:r>
       </m:oMath>
-      <w:ins w:id="49" w:author="PR Preview" w:date="2024-01-01T00:00:00Z">
+      <w:ins w:id="45" w:author="PR Preview" w:date="2024-01-01T00:00:00Z">
         <w:r>
           <w:t xml:space="preserve">.</w:t>
         </w:r>
@@ -17028,7 +16969,7 @@
       <w:pPr>
         <w:pStyle w:val="FirstParagraph"/>
       </w:pPr>
-      <w:ins w:id="52" w:author="PR Preview" w:date="2024-01-01T00:00:00Z">
+      <w:ins w:id="48" w:author="PR Preview" w:date="2024-01-01T00:00:00Z">
         <w:r>
           <w:t xml:space="preserve">With wide confidence intervals, differences between deciles may reflect chance.</w:t>
         </w:r>
@@ -17235,7 +17176,7 @@
       <w:pPr>
         <w:pStyle w:val="BodyText"/>
       </w:pPr>
-      <w:ins w:id="55" w:author="PR Preview" w:date="2024-01-01T00:00:00Z">
+      <w:ins w:id="51" w:author="PR Preview" w:date="2024-01-01T00:00:00Z">
         <w:r>
           <w:t xml:space="preserve"> </w:t>
         </w:r>
@@ -17485,7 +17426,7 @@
       <w:pPr>
         <w:pStyle w:val="BodyText"/>
       </w:pPr>
-      <w:ins w:id="56" w:author="PR Preview" w:date="2024-01-01T00:00:00Z">
+      <w:ins w:id="52" w:author="PR Preview" w:date="2024-01-01T00:00:00Z">
         <w:r>
           <w:t xml:space="preserve"> </w:t>
         </w:r>
@@ -18004,12 +17945,12 @@
       <w:pPr>
         <w:pStyle w:val="FirstParagraph"/>
       </w:pPr>
-      <w:ins w:id="61" w:author="PR Preview" w:date="2024-01-01T00:00:00Z">
+      <w:ins w:id="57" w:author="PR Preview" w:date="2024-01-01T00:00:00Z">
         <w:r>
           <w:t xml:space="preserve">The outcome model on</w:t>
         </w:r>
       </w:ins>
-      <w:ins w:id="61" w:author="PR Preview" w:date="2024-01-01T00:00:00Z">
+      <w:ins w:id="57" w:author="PR Preview" w:date="2024-01-01T00:00:00Z">
         <w:r>
           <w:t xml:space="preserve"> </w:t>
         </w:r>
@@ -18034,22 +17975,22 @@
           <m:t>)</m:t>
         </m:r>
       </m:oMath>
-      <w:ins w:id="61" w:author="PR Preview" w:date="2024-01-01T00:00:00Z">
+      <w:ins w:id="57" w:author="PR Preview" w:date="2024-01-01T00:00:00Z">
         <w:r>
           <w:t xml:space="preserve"> </w:t>
         </w:r>
       </w:ins>
-      <w:ins w:id="61" w:author="PR Preview" w:date="2024-01-01T00:00:00Z">
+      <w:ins w:id="57" w:author="PR Preview" w:date="2024-01-01T00:00:00Z">
         <w:r>
           <w:t xml:space="preserve">estimates effects</w:t>
         </w:r>
       </w:ins>
-      <w:ins w:id="61" w:author="PR Preview" w:date="2024-01-01T00:00:00Z">
+      <w:ins w:id="57" w:author="PR Preview" w:date="2024-01-01T00:00:00Z">
         <w:r>
           <w:t xml:space="preserve"> </w:t>
         </w:r>
       </w:ins>
-      <w:ins w:id="61" w:author="PR Preview" w:date="2024-01-01T00:00:00Z">
+      <w:ins w:id="57" w:author="PR Preview" w:date="2024-01-01T00:00:00Z">
         <w:r>
           <w:rPr>
             <w:b/>
@@ -18058,17 +17999,17 @@
           <w:t xml:space="preserve">within</w:t>
         </w:r>
       </w:ins>
-      <w:ins w:id="61" w:author="PR Preview" w:date="2024-01-01T00:00:00Z">
+      <w:ins w:id="57" w:author="PR Preview" w:date="2024-01-01T00:00:00Z">
         <w:r>
           <w:t xml:space="preserve"> </w:t>
         </w:r>
       </w:ins>
-      <w:ins w:id="61" w:author="PR Preview" w:date="2024-01-01T00:00:00Z">
+      <w:ins w:id="57" w:author="PR Preview" w:date="2024-01-01T00:00:00Z">
         <w:r>
           <w:t xml:space="preserve">levels</w:t>
         </w:r>
       </w:ins>
-      <w:ins w:id="61" w:author="PR Preview" w:date="2024-01-01T00:00:00Z">
+      <w:ins w:id="57" w:author="PR Preview" w:date="2024-01-01T00:00:00Z">
         <w:r>
           <w:t xml:space="preserve"> </w:t>
         </w:r>
@@ -18078,17 +18019,17 @@
           <m:t>s</m:t>
         </m:r>
       </m:oMath>
-      <w:ins w:id="61" w:author="PR Preview" w:date="2024-01-01T00:00:00Z">
+      <w:ins w:id="57" w:author="PR Preview" w:date="2024-01-01T00:00:00Z">
         <w:r>
           <w:t xml:space="preserve"> </w:t>
         </w:r>
       </w:ins>
-      <w:ins w:id="61" w:author="PR Preview" w:date="2024-01-01T00:00:00Z">
+      <w:ins w:id="57" w:author="PR Preview" w:date="2024-01-01T00:00:00Z">
         <w:r>
           <w:t xml:space="preserve">of</w:t>
         </w:r>
       </w:ins>
-      <w:ins w:id="61" w:author="PR Preview" w:date="2024-01-01T00:00:00Z">
+      <w:ins w:id="57" w:author="PR Preview" w:date="2024-01-01T00:00:00Z">
         <w:r>
           <w:t xml:space="preserve"> </w:t>
         </w:r>
@@ -18113,1031 +18054,68 @@
           <m:t>)</m:t>
         </m:r>
       </m:oMath>
-      <w:ins w:id="61" w:author="PR Preview" w:date="2024-01-01T00:00:00Z">
+      <w:ins w:id="57" w:author="PR Preview" w:date="2024-01-01T00:00:00Z">
         <w:r>
           <w:t xml:space="preserve">.</w:t>
         </w:r>
       </w:ins>
     </w:p>
-    <w:bookmarkStart w:id="53" w:name="alg-ps-standardization"/>
-    <w:p>
-      <w:pPr>
-        <w:pStyle w:val="BodyText"/>
-      </w:pPr>
-      <w:ins w:id="62" w:author="PR Preview" w:date="2024-01-01T00:00:00Z">
-        <w:r>
-          <w:rPr>
-            <w:b/>
-            <w:bCs/>
-          </w:rPr>
-          <w:t xml:space="preserve">Algorithm 2 (Standardization over the Propensity Score)</w:t>
-        </w:r>
-      </w:ins>
-      <w:ins w:id="62" w:author="PR Preview" w:date="2024-01-01T00:00:00Z">
-        <w:r>
-          <w:t xml:space="preserve"> </w:t>
-        </w:r>
-      </w:ins>
-      <w:ins w:id="62" w:author="PR Preview" w:date="2024-01-01T00:00:00Z">
-        <w:r>
-          <w:t xml:space="preserve">For the population average causal effect</w:t>
-        </w:r>
-      </w:ins>
-      <w:ins w:id="62" w:author="PR Preview" w:date="2024-01-01T00:00:00Z">
-        <w:r>
-          <w:t xml:space="preserve"> </w:t>
-        </w:r>
-      </w:ins>
-      <m:oMath>
-        <m:r>
-          <m:rPr>
-            <m:nor/>
-            <m:sty m:val="p"/>
-          </m:rPr>
-          <m:t>E</m:t>
-        </m:r>
-        <m:d>
-          <m:dPr>
-            <m:begChr m:val="["/>
-            <m:sepChr m:val=""/>
-            <m:endChr m:val="]"/>
-            <m:grow/>
-          </m:dPr>
-          <m:e>
-            <m:sSup>
-              <m:e>
-                <m:r>
-                  <m:t>Y</m:t>
-                </m:r>
-              </m:e>
-              <m:sup>
-                <m:r>
-                  <m:t>a</m:t>
-                </m:r>
-                <m:r>
-                  <m:rPr>
-                    <m:sty m:val="p"/>
-                  </m:rPr>
-                  <m:t>=</m:t>
-                </m:r>
-                <m:r>
-                  <m:t>1</m:t>
-                </m:r>
-                <m:r>
-                  <m:rPr>
-                    <m:sty m:val="p"/>
-                  </m:rPr>
-                  <m:t>,</m:t>
-                </m:r>
-                <m:r>
-                  <m:t>c</m:t>
-                </m:r>
-                <m:r>
-                  <m:rPr>
-                    <m:sty m:val="p"/>
-                  </m:rPr>
-                  <m:t>=</m:t>
-                </m:r>
-                <m:r>
-                  <m:t>0</m:t>
-                </m:r>
-              </m:sup>
-            </m:sSup>
-          </m:e>
-        </m:d>
-        <m:r>
-          <m:rPr>
-            <m:sty m:val="p"/>
-          </m:rPr>
-          <m:t>−</m:t>
-        </m:r>
-        <m:r>
-          <m:rPr>
-            <m:nor/>
-            <m:sty m:val="p"/>
-          </m:rPr>
-          <m:t>E</m:t>
-        </m:r>
-        <m:d>
-          <m:dPr>
-            <m:begChr m:val="["/>
-            <m:sepChr m:val=""/>
-            <m:endChr m:val="]"/>
-            <m:grow/>
-          </m:dPr>
-          <m:e>
-            <m:sSup>
-              <m:e>
-                <m:r>
-                  <m:t>Y</m:t>
-                </m:r>
-              </m:e>
-              <m:sup>
-                <m:r>
-                  <m:t>a</m:t>
-                </m:r>
-                <m:r>
-                  <m:rPr>
-                    <m:sty m:val="p"/>
-                  </m:rPr>
-                  <m:t>=</m:t>
-                </m:r>
-                <m:r>
-                  <m:t>0</m:t>
-                </m:r>
-                <m:r>
-                  <m:rPr>
-                    <m:sty m:val="p"/>
-                  </m:rPr>
-                  <m:t>,</m:t>
-                </m:r>
-                <m:r>
-                  <m:t>c</m:t>
-                </m:r>
-                <m:r>
-                  <m:rPr>
-                    <m:sty m:val="p"/>
-                  </m:rPr>
-                  <m:t>=</m:t>
-                </m:r>
-                <m:r>
-                  <m:t>0</m:t>
-                </m:r>
-              </m:sup>
-            </m:sSup>
-          </m:e>
-        </m:d>
-      </m:oMath>
-      <w:ins w:id="62" w:author="PR Preview" w:date="2024-01-01T00:00:00Z">
-        <w:r>
-          <w:t xml:space="preserve">, standardize the fitted conditional means over the distribution of the estimated</w:t>
-        </w:r>
-      </w:ins>
-      <w:ins w:id="62" w:author="PR Preview" w:date="2024-01-01T00:00:00Z">
-        <w:r>
-          <w:t xml:space="preserve"> </w:t>
-        </w:r>
-      </w:ins>
-      <m:oMath>
-        <m:r>
-          <m:t>π</m:t>
-        </m:r>
-        <m:r>
-          <m:rPr>
-            <m:sty m:val="p"/>
-          </m:rPr>
-          <m:t>(</m:t>
-        </m:r>
-        <m:r>
-          <m:t>L</m:t>
-        </m:r>
-        <m:r>
-          <m:rPr>
-            <m:sty m:val="p"/>
-          </m:rPr>
-          <m:t>)</m:t>
-        </m:r>
-      </m:oMath>
-      <w:ins w:id="62" w:author="PR Preview" w:date="2024-01-01T00:00:00Z">
-        <w:r>
-          <w:t xml:space="preserve">:</w:t>
-        </w:r>
-      </w:ins>
-      <w:ins w:id="62" w:author="PR Preview" w:date="2024-01-01T00:00:00Z">
-        <w:r>
-          <w:t xml:space="preserve"> </w:t>
-        </w:r>
-      </w:ins>
-      <w:ins w:id="62" w:author="PR Preview" w:date="2024-01-01T00:00:00Z">
-        <w:r>
-          <w:t xml:space="preserve">the Chapter 13 procedure with</w:t>
-        </w:r>
-      </w:ins>
-      <w:ins w:id="62" w:author="PR Preview" w:date="2024-01-01T00:00:00Z">
-        <w:r>
-          <w:t xml:space="preserve"> </w:t>
-        </w:r>
-      </w:ins>
-      <m:oMath>
-        <m:r>
-          <m:t>π</m:t>
-        </m:r>
-        <m:r>
-          <m:rPr>
-            <m:sty m:val="p"/>
-          </m:rPr>
-          <m:t>(</m:t>
-        </m:r>
-        <m:r>
-          <m:t>L</m:t>
-        </m:r>
-        <m:r>
-          <m:rPr>
-            <m:sty m:val="p"/>
-          </m:rPr>
-          <m:t>)</m:t>
-        </m:r>
-      </m:oMath>
-      <w:ins w:id="62" w:author="PR Preview" w:date="2024-01-01T00:00:00Z">
-        <w:r>
-          <w:t xml:space="preserve"> </w:t>
-        </w:r>
-      </w:ins>
-      <w:ins w:id="62" w:author="PR Preview" w:date="2024-01-01T00:00:00Z">
-        <w:r>
-          <w:t xml:space="preserve">in place of</w:t>
-        </w:r>
-      </w:ins>
-      <w:ins w:id="62" w:author="PR Preview" w:date="2024-01-01T00:00:00Z">
-        <w:r>
-          <w:t xml:space="preserve"> </w:t>
-        </w:r>
-      </w:ins>
-      <m:oMath>
-        <m:r>
-          <m:t>L</m:t>
-        </m:r>
-      </m:oMath>
-      <w:ins w:id="62" w:author="PR Preview" w:date="2024-01-01T00:00:00Z">
-        <w:r>
-          <w:t xml:space="preserve">.</w:t>
-        </w:r>
-      </w:ins>
-      <w:ins w:id="62" w:author="PR Preview" w:date="2024-01-01T00:00:00Z">
-        <w:r>
-          <w:t xml:space="preserve"> </w:t>
-        </w:r>
-      </w:ins>
-      <w:ins w:id="62" w:author="PR Preview" w:date="2024-01-01T00:00:00Z">
-        <w:r>
-          <w:t xml:space="preserve">This procedure assumes</w:t>
-        </w:r>
-      </w:ins>
-      <w:ins w:id="62" w:author="PR Preview" w:date="2024-01-01T00:00:00Z">
-        <w:r>
-          <w:t xml:space="preserve"> </w:t>
-        </w:r>
-      </w:ins>
-      <m:oMath>
-        <m:r>
-          <m:t>π</m:t>
-        </m:r>
-        <m:r>
-          <m:rPr>
-            <m:sty m:val="p"/>
-          </m:rPr>
-          <m:t>(</m:t>
-        </m:r>
-        <m:r>
-          <m:t>L</m:t>
-        </m:r>
-        <m:r>
-          <m:rPr>
-            <m:sty m:val="p"/>
-          </m:rPr>
-          <m:t>)</m:t>
-        </m:r>
-      </m:oMath>
-      <w:ins w:id="62" w:author="PR Preview" w:date="2024-01-01T00:00:00Z">
-        <w:r>
-          <w:t xml:space="preserve"> </w:t>
-        </w:r>
-      </w:ins>
-      <w:ins w:id="62" w:author="PR Preview" w:date="2024-01-01T00:00:00Z">
-        <w:r>
-          <w:t xml:space="preserve">suffices for adjustment,</w:t>
-        </w:r>
-      </w:ins>
-      <w:ins w:id="62" w:author="PR Preview" w:date="2024-01-01T00:00:00Z">
-        <w:r>
-          <w:t xml:space="preserve"> </w:t>
-        </w:r>
-      </w:ins>
-      <w:ins w:id="62" w:author="PR Preview" w:date="2024-01-01T00:00:00Z">
-        <w:r>
-          <w:t xml:space="preserve">as it does when no one is censored and exchangeability and positivity hold given</w:t>
-        </w:r>
-      </w:ins>
-      <w:ins w:id="62" w:author="PR Preview" w:date="2024-01-01T00:00:00Z">
-        <w:r>
-          <w:t xml:space="preserve"> </w:t>
-        </w:r>
-      </w:ins>
-      <m:oMath>
-        <m:r>
-          <m:t>L</m:t>
-        </m:r>
-      </m:oMath>
-      <w:ins w:id="62" w:author="PR Preview" w:date="2024-01-01T00:00:00Z">
-        <w:r>
-          <w:t xml:space="preserve"> </w:t>
-        </w:r>
-      </w:ins>
-      <w:ins w:id="62" w:author="PR Preview" w:date="2024-01-01T00:00:00Z">
-        <w:r>
-          <w:t xml:space="preserve">(</w:t>
-        </w:r>
-      </w:ins>
-      <w:hyperlink w:anchor="thm-ps-exchangeability">
-        <w:r>
-          <w:rPr>
-            <w:rStyle w:val="Hyperlink"/>
-          </w:rPr>
-          <w:t xml:space="preserve">Theorem 1</w:t>
-        </w:r>
-      </w:hyperlink>
-      <w:ins w:id="62" w:author="PR Preview" w:date="2024-01-01T00:00:00Z">
-        <w:r>
-          <w:t xml:space="preserve">);</w:t>
-        </w:r>
-      </w:ins>
-      <w:ins w:id="62" w:author="PR Preview" w:date="2024-01-01T00:00:00Z">
-        <w:r>
-          <w:t xml:space="preserve"> </w:t>
-        </w:r>
-      </w:ins>
-      <w:ins w:id="62" w:author="PR Preview" w:date="2024-01-01T00:00:00Z">
-        <w:r>
-          <w:t xml:space="preserve">with censoring, replace</w:t>
-        </w:r>
-      </w:ins>
-      <w:ins w:id="62" w:author="PR Preview" w:date="2024-01-01T00:00:00Z">
-        <w:r>
-          <w:t xml:space="preserve"> </w:t>
-        </w:r>
-      </w:ins>
-      <m:oMath>
-        <m:r>
-          <m:t>π</m:t>
-        </m:r>
-        <m:r>
-          <m:rPr>
-            <m:sty m:val="p"/>
-          </m:rPr>
-          <m:t>(</m:t>
-        </m:r>
-        <m:r>
-          <m:t>L</m:t>
-        </m:r>
-        <m:r>
-          <m:rPr>
-            <m:sty m:val="p"/>
-          </m:rPr>
-          <m:t>)</m:t>
-        </m:r>
-      </m:oMath>
-      <w:ins w:id="62" w:author="PR Preview" w:date="2024-01-01T00:00:00Z">
-        <w:r>
-          <w:t xml:space="preserve"> </w:t>
-        </w:r>
-      </w:ins>
-      <w:ins w:id="62" w:author="PR Preview" w:date="2024-01-01T00:00:00Z">
-        <w:r>
-          <w:t xml:space="preserve">by a joint score</w:t>
-        </w:r>
-      </w:ins>
-      <w:ins w:id="62" w:author="PR Preview" w:date="2024-01-01T00:00:00Z">
-        <w:r>
-          <w:t xml:space="preserve"> </w:t>
-        </w:r>
-      </w:ins>
-      <m:oMath>
-        <m:r>
-          <m:t>b</m:t>
-        </m:r>
-        <m:r>
-          <m:rPr>
-            <m:sty m:val="p"/>
-          </m:rPr>
-          <m:t>(</m:t>
-        </m:r>
-        <m:r>
-          <m:t>L</m:t>
-        </m:r>
-        <m:r>
-          <m:rPr>
-            <m:sty m:val="p"/>
-          </m:rPr>
-          <m:t>)</m:t>
-        </m:r>
-      </m:oMath>
-      <w:ins w:id="62" w:author="PR Preview" w:date="2024-01-01T00:00:00Z">
-        <w:r>
-          <w:t xml:space="preserve"> </w:t>
-        </w:r>
-      </w:ins>
-      <w:ins w:id="62" w:author="PR Preview" w:date="2024-01-01T00:00:00Z">
-        <w:r>
-          <w:t xml:space="preserve">with</w:t>
-        </w:r>
-      </w:ins>
-      <w:ins w:id="62" w:author="PR Preview" w:date="2024-01-01T00:00:00Z">
-        <w:r>
-          <w:t xml:space="preserve"> </w:t>
-        </w:r>
-      </w:ins>
-      <m:oMath>
-        <m:r>
-          <m:rPr>
-            <m:sty m:val="p"/>
-          </m:rPr>
-          <m:t>(</m:t>
-        </m:r>
-        <m:r>
-          <m:t>A</m:t>
-        </m:r>
-        <m:r>
-          <m:rPr>
-            <m:sty m:val="p"/>
-          </m:rPr>
-          <m:t>,</m:t>
-        </m:r>
-        <m:r>
-          <m:t>C</m:t>
-        </m:r>
-        <m:r>
-          <m:rPr>
-            <m:sty m:val="p"/>
-          </m:rPr>
-          <m:t>)</m:t>
-        </m:r>
-        <m:r>
-          <m:rPr>
-            <m:sty m:val="p"/>
-          </m:rPr>
-          <m:t>⟂</m:t>
-        </m:r>
-        <m:r>
-          <m:t>​</m:t>
-        </m:r>
-        <m:r>
-          <m:t>​</m:t>
-        </m:r>
-        <m:r>
-          <m:t>​</m:t>
-        </m:r>
-        <m:r>
-          <m:rPr>
-            <m:sty m:val="p"/>
-          </m:rPr>
-          <m:t>⟂</m:t>
-        </m:r>
-        <m:r>
-          <m:t>L</m:t>
-        </m:r>
-        <m:r>
-          <m:rPr>
-            <m:sty m:val="p"/>
-          </m:rPr>
-          <m:t>∣</m:t>
-        </m:r>
-        <m:r>
-          <m:t>b</m:t>
-        </m:r>
-        <m:r>
-          <m:rPr>
-            <m:sty m:val="p"/>
-          </m:rPr>
-          <m:t>(</m:t>
-        </m:r>
-        <m:r>
-          <m:t>L</m:t>
-        </m:r>
-        <m:r>
-          <m:rPr>
-            <m:sty m:val="p"/>
-          </m:rPr>
-          <m:t>)</m:t>
-        </m:r>
-      </m:oMath>
-      <w:ins w:id="62" w:author="PR Preview" w:date="2024-01-01T00:00:00Z">
-        <w:r>
-          <w:t xml:space="preserve">, as discussed after</w:t>
-        </w:r>
-      </w:ins>
-      <w:ins w:id="62" w:author="PR Preview" w:date="2024-01-01T00:00:00Z">
-        <w:r>
-          <w:t xml:space="preserve"> </w:t>
-        </w:r>
-      </w:ins>
-      <w:hyperlink w:anchor="prp-ps-stratum-effect">
-        <w:r>
-          <w:rPr>
-            <w:rStyle w:val="Hyperlink"/>
-          </w:rPr>
-          <w:t xml:space="preserve">Proposition 4</w:t>
-        </w:r>
-      </w:hyperlink>
-      <w:ins w:id="62" w:author="PR Preview" w:date="2024-01-01T00:00:00Z">
-        <w:r>
-          <w:t xml:space="preserve">.</w:t>
-        </w:r>
-      </w:ins>
-    </w:p>
-    <w:p>
-      <w:pPr>
-        <w:numPr>
-          <w:ilvl w:val="0"/>
-          <w:numId w:val="1010"/>
-        </w:numPr>
-      </w:pPr>
-      <w:ins w:id="63" w:author="PR Preview" w:date="2024-01-01T00:00:00Z">
-        <w:r>
-          <w:t xml:space="preserve">Estimate the propensity score</w:t>
-        </w:r>
-      </w:ins>
-      <w:ins w:id="63" w:author="PR Preview" w:date="2024-01-01T00:00:00Z">
-        <w:r>
-          <w:t xml:space="preserve"> </w:t>
-        </w:r>
-      </w:ins>
-      <m:oMath>
-        <m:acc>
-          <m:accPr>
-            <m:chr m:val="̂"/>
-          </m:accPr>
-          <m:e>
-            <m:r>
-              <m:t>π</m:t>
-            </m:r>
-          </m:e>
-        </m:acc>
-        <m:r>
-          <m:rPr>
-            <m:sty m:val="p"/>
-          </m:rPr>
-          <m:t>(</m:t>
-        </m:r>
-        <m:sSub>
-          <m:e>
-            <m:r>
-              <m:t>L</m:t>
-            </m:r>
-          </m:e>
-          <m:sub>
-            <m:r>
-              <m:t>i</m:t>
-            </m:r>
-          </m:sub>
-        </m:sSub>
-        <m:r>
-          <m:rPr>
-            <m:sty m:val="p"/>
-          </m:rPr>
-          <m:t>)</m:t>
-        </m:r>
-      </m:oMath>
-      <w:ins w:id="63" w:author="PR Preview" w:date="2024-01-01T00:00:00Z">
-        <w:r>
-          <w:t xml:space="preserve"> </w:t>
-        </w:r>
-      </w:ins>
-      <w:ins w:id="63" w:author="PR Preview" w:date="2024-01-01T00:00:00Z">
-        <w:r>
-          <w:t xml:space="preserve">for each individual</w:t>
-        </w:r>
-      </w:ins>
-      <w:ins w:id="63" w:author="PR Preview" w:date="2024-01-01T00:00:00Z">
-        <w:r>
-          <w:t xml:space="preserve"> </w:t>
-        </w:r>
-      </w:ins>
-      <m:oMath>
-        <m:r>
-          <m:t>i</m:t>
-        </m:r>
-        <m:r>
-          <m:rPr>
-            <m:sty m:val="p"/>
-          </m:rPr>
-          <m:t>=</m:t>
-        </m:r>
-        <m:r>
-          <m:t>1</m:t>
-        </m:r>
-        <m:r>
-          <m:rPr>
-            <m:sty m:val="p"/>
-          </m:rPr>
-          <m:t>,</m:t>
-        </m:r>
-        <m:r>
-          <m:rPr>
-            <m:sty m:val="p"/>
-          </m:rPr>
-          <m:t>…</m:t>
-        </m:r>
-        <m:r>
-          <m:rPr>
-            <m:sty m:val="p"/>
-          </m:rPr>
-          <m:t>,</m:t>
-        </m:r>
-        <m:r>
-          <m:t>n</m:t>
-        </m:r>
-      </m:oMath>
-      <w:ins w:id="63" w:author="PR Preview" w:date="2024-01-01T00:00:00Z">
-        <w:r>
-          <w:t xml:space="preserve">.</w:t>
-        </w:r>
-      </w:ins>
-    </w:p>
-    <w:p>
-      <w:pPr>
-        <w:numPr>
-          <w:ilvl w:val="0"/>
-          <w:numId w:val="1010"/>
-        </w:numPr>
-      </w:pPr>
-      <w:ins w:id="64" w:author="PR Preview" w:date="2024-01-01T00:00:00Z">
-        <w:r>
-          <w:t xml:space="preserve">Fit an outcome model for</w:t>
-        </w:r>
-      </w:ins>
-      <w:ins w:id="64" w:author="PR Preview" w:date="2024-01-01T00:00:00Z">
-        <w:r>
-          <w:t xml:space="preserve"> </w:t>
-        </w:r>
-      </w:ins>
-      <m:oMath>
-        <m:r>
-          <m:rPr>
-            <m:nor/>
-            <m:sty m:val="p"/>
-          </m:rPr>
-          <m:t>E</m:t>
-        </m:r>
-        <m:d>
-          <m:dPr>
-            <m:begChr m:val="["/>
-            <m:sepChr m:val=""/>
-            <m:endChr m:val="]"/>
-            <m:grow/>
-          </m:dPr>
-          <m:e>
-            <m:r>
-              <m:t>Y</m:t>
-            </m:r>
-            <m:r>
-              <m:rPr>
-                <m:sty m:val="p"/>
-              </m:rPr>
-              <m:t>∣</m:t>
-            </m:r>
-            <m:r>
-              <m:t>A</m:t>
-            </m:r>
-            <m:r>
-              <m:rPr>
-                <m:sty m:val="p"/>
-              </m:rPr>
-              <m:t>,</m:t>
-            </m:r>
-            <m:r>
-              <m:t>C</m:t>
-            </m:r>
-            <m:r>
-              <m:rPr>
-                <m:sty m:val="p"/>
-              </m:rPr>
-              <m:t>=</m:t>
-            </m:r>
-            <m:r>
-              <m:t>0</m:t>
-            </m:r>
-            <m:r>
-              <m:rPr>
-                <m:sty m:val="p"/>
-              </m:rPr>
-              <m:t>,</m:t>
-            </m:r>
-            <m:r>
-              <m:t>π</m:t>
-            </m:r>
-            <m:r>
-              <m:rPr>
-                <m:sty m:val="p"/>
-              </m:rPr>
-              <m:t>(</m:t>
-            </m:r>
-            <m:r>
-              <m:t>L</m:t>
-            </m:r>
-            <m:r>
-              <m:rPr>
-                <m:sty m:val="p"/>
-              </m:rPr>
-              <m:t>)</m:t>
-            </m:r>
-          </m:e>
-        </m:d>
-      </m:oMath>
-      <w:ins w:id="64" w:author="PR Preview" w:date="2024-01-01T00:00:00Z">
-        <w:r>
-          <w:t xml:space="preserve"> </w:t>
-        </w:r>
-      </w:ins>
-      <w:ins w:id="64" w:author="PR Preview" w:date="2024-01-01T00:00:00Z">
-        <w:r>
-          <w:t xml:space="preserve">once, among the uncensored, with</w:t>
-        </w:r>
-      </w:ins>
-      <w:ins w:id="64" w:author="PR Preview" w:date="2024-01-01T00:00:00Z">
-        <w:r>
-          <w:t xml:space="preserve"> </w:t>
-        </w:r>
-      </w:ins>
-      <m:oMath>
-        <m:acc>
-          <m:accPr>
-            <m:chr m:val="̂"/>
-          </m:accPr>
-          <m:e>
-            <m:r>
-              <m:t>π</m:t>
-            </m:r>
-          </m:e>
-        </m:acc>
-        <m:r>
-          <m:rPr>
-            <m:sty m:val="p"/>
-          </m:rPr>
-          <m:t>(</m:t>
-        </m:r>
-        <m:r>
-          <m:t>L</m:t>
-        </m:r>
-        <m:r>
-          <m:rPr>
-            <m:sty m:val="p"/>
-          </m:rPr>
-          <m:t>)</m:t>
-        </m:r>
-      </m:oMath>
-      <w:ins w:id="64" w:author="PR Preview" w:date="2024-01-01T00:00:00Z">
-        <w:r>
-          <w:t xml:space="preserve"> </w:t>
-        </w:r>
-      </w:ins>
-      <w:ins w:id="64" w:author="PR Preview" w:date="2024-01-01T00:00:00Z">
-        <w:r>
-          <w:t xml:space="preserve">as the covariate;</w:t>
-        </w:r>
-      </w:ins>
-      <w:ins w:id="64" w:author="PR Preview" w:date="2024-01-01T00:00:00Z">
-        <w:r>
-          <w:t xml:space="preserve"> </w:t>
-        </w:r>
-      </w:ins>
-      <w:ins w:id="64" w:author="PR Preview" w:date="2024-01-01T00:00:00Z">
-        <w:r>
-          <w:t xml:space="preserve">write</w:t>
-        </w:r>
-      </w:ins>
-      <w:ins w:id="64" w:author="PR Preview" w:date="2024-01-01T00:00:00Z">
-        <w:r>
-          <w:t xml:space="preserve"> </w:t>
-        </w:r>
-      </w:ins>
-      <m:oMath>
-        <m:acc>
-          <m:accPr>
-            <m:chr m:val="̂"/>
-          </m:accPr>
-          <m:e>
-            <m:r>
-              <m:t>m</m:t>
-            </m:r>
-          </m:e>
-        </m:acc>
-        <m:r>
-          <m:rPr>
-            <m:sty m:val="p"/>
-          </m:rPr>
-          <m:t>(</m:t>
-        </m:r>
-        <m:r>
-          <m:t>a</m:t>
-        </m:r>
-        <m:r>
-          <m:rPr>
-            <m:sty m:val="p"/>
-          </m:rPr>
-          <m:t>,</m:t>
-        </m:r>
-        <m:r>
-          <m:t>s</m:t>
-        </m:r>
-        <m:r>
-          <m:rPr>
-            <m:sty m:val="p"/>
-          </m:rPr>
-          <m:t>)</m:t>
-        </m:r>
-      </m:oMath>
-      <w:ins w:id="64" w:author="PR Preview" w:date="2024-01-01T00:00:00Z">
-        <w:r>
-          <w:t xml:space="preserve"> </w:t>
-        </w:r>
-      </w:ins>
-      <w:ins w:id="64" w:author="PR Preview" w:date="2024-01-01T00:00:00Z">
-        <w:r>
-          <w:t xml:space="preserve">for its fitted value at</w:t>
-        </w:r>
-      </w:ins>
-      <w:ins w:id="64" w:author="PR Preview" w:date="2024-01-01T00:00:00Z">
-        <w:r>
-          <w:t xml:space="preserve"> </w:t>
-        </w:r>
-      </w:ins>
-      <m:oMath>
-        <m:r>
-          <m:t>A</m:t>
-        </m:r>
-        <m:r>
-          <m:rPr>
-            <m:sty m:val="p"/>
-          </m:rPr>
-          <m:t>=</m:t>
-        </m:r>
-        <m:r>
-          <m:t>a</m:t>
-        </m:r>
-      </m:oMath>
-      <w:ins w:id="64" w:author="PR Preview" w:date="2024-01-01T00:00:00Z">
-        <w:r>
-          <w:t xml:space="preserve"> </w:t>
-        </w:r>
-      </w:ins>
-      <w:ins w:id="64" w:author="PR Preview" w:date="2024-01-01T00:00:00Z">
-        <w:r>
-          <w:t xml:space="preserve">and propensity score</w:t>
-        </w:r>
-      </w:ins>
-      <w:ins w:id="64" w:author="PR Preview" w:date="2024-01-01T00:00:00Z">
-        <w:r>
-          <w:t xml:space="preserve"> </w:t>
-        </w:r>
-      </w:ins>
-      <m:oMath>
-        <m:r>
-          <m:t>s</m:t>
-        </m:r>
-      </m:oMath>
-      <w:ins w:id="64" w:author="PR Preview" w:date="2024-01-01T00:00:00Z">
-        <w:r>
-          <w:t xml:space="preserve">.</w:t>
-        </w:r>
-      </w:ins>
-    </w:p>
-    <w:p>
-      <w:pPr>
-        <w:numPr>
-          <w:ilvl w:val="0"/>
-          <w:numId w:val="1010"/>
-        </w:numPr>
-      </w:pPr>
-      <w:ins w:id="65" w:author="PR Preview" w:date="2024-01-01T00:00:00Z">
-        <w:r>
-          <w:t xml:space="preserve">For each</w:t>
-        </w:r>
-      </w:ins>
-      <w:ins w:id="65" w:author="PR Preview" w:date="2024-01-01T00:00:00Z">
-        <w:r>
-          <w:t xml:space="preserve"> </w:t>
-        </w:r>
-      </w:ins>
-      <m:oMath>
-        <m:r>
-          <m:t>a</m:t>
-        </m:r>
-        <m:r>
-          <m:rPr>
-            <m:sty m:val="p"/>
-          </m:rPr>
-          <m:t>∈</m:t>
-        </m:r>
-        <m:r>
-          <m:rPr>
-            <m:sty m:val="p"/>
-          </m:rPr>
-          <m:t>{</m:t>
-        </m:r>
-        <m:r>
-          <m:t>0</m:t>
-        </m:r>
-        <m:r>
-          <m:rPr>
-            <m:sty m:val="p"/>
-          </m:rPr>
-          <m:t>,</m:t>
-        </m:r>
-        <m:r>
-          <m:t>1</m:t>
-        </m:r>
-        <m:r>
-          <m:rPr>
-            <m:sty m:val="p"/>
-          </m:rPr>
-          <m:t>}</m:t>
-        </m:r>
-      </m:oMath>
-      <w:ins w:id="65" w:author="PR Preview" w:date="2024-01-01T00:00:00Z">
-        <w:r>
-          <w:t xml:space="preserve">, predict each individual’s outcome at</w:t>
-        </w:r>
-      </w:ins>
-      <w:ins w:id="65" w:author="PR Preview" w:date="2024-01-01T00:00:00Z">
-        <w:r>
-          <w:t xml:space="preserve"> </w:t>
-        </w:r>
-      </w:ins>
-      <m:oMath>
-        <m:r>
-          <m:t>A</m:t>
-        </m:r>
-        <m:r>
-          <m:rPr>
-            <m:sty m:val="p"/>
-          </m:rPr>
-          <m:t>=</m:t>
-        </m:r>
-        <m:r>
-          <m:t>a</m:t>
-        </m:r>
-      </m:oMath>
-      <w:ins w:id="65" w:author="PR Preview" w:date="2024-01-01T00:00:00Z">
-        <w:r>
-          <w:t xml:space="preserve"> </w:t>
-        </w:r>
-      </w:ins>
-      <w:ins w:id="65" w:author="PR Preview" w:date="2024-01-01T00:00:00Z">
-        <w:r>
-          <w:t xml:space="preserve">and their own</w:t>
-        </w:r>
-      </w:ins>
-      <w:ins w:id="65" w:author="PR Preview" w:date="2024-01-01T00:00:00Z">
-        <w:r>
-          <w:t xml:space="preserve"> </w:t>
-        </w:r>
-      </w:ins>
-      <m:oMath>
-        <m:acc>
-          <m:accPr>
-            <m:chr m:val="̂"/>
-          </m:accPr>
-          <m:e>
-            <m:r>
-              <m:t>π</m:t>
-            </m:r>
-          </m:e>
-        </m:acc>
-        <m:r>
-          <m:rPr>
-            <m:sty m:val="p"/>
-          </m:rPr>
-          <m:t>(</m:t>
-        </m:r>
-        <m:sSub>
-          <m:e>
-            <m:r>
-              <m:t>L</m:t>
-            </m:r>
-          </m:e>
-          <m:sub>
-            <m:r>
-              <m:t>i</m:t>
-            </m:r>
-          </m:sub>
-        </m:sSub>
-        <m:r>
-          <m:rPr>
-            <m:sty m:val="p"/>
-          </m:rPr>
-          <m:t>)</m:t>
-        </m:r>
-      </m:oMath>
-      <w:ins w:id="65" w:author="PR Preview" w:date="2024-01-01T00:00:00Z">
-        <w:r>
-          <w:t xml:space="preserve">, and average the predictions:</w:t>
-        </w:r>
-      </w:ins>
-    </w:p>
-    <w:p>
-      <w:pPr>
-        <w:pStyle w:val="BodyText"/>
-      </w:pPr>
-      <m:oMathPara>
-        <m:oMathParaPr>
-          <m:jc m:val="center"/>
-        </m:oMathParaPr>
-        <m:oMath>
-          <m:acc>
-            <m:accPr>
-              <m:chr m:val="̂"/>
-            </m:accPr>
-            <m:e>
+    <w:tbl>
+      <w:tblPr>
+        <w:tblStyle w:val="Table"/>
+        <w:tblInd w:w="164" w:type="dxa"/>
+        <w:tblBorders>
+          <w:left w:val="single" w:sz="24" w:space="0" w:color="909090"/>
+        </w:tblBorders>
+        <w:tblCellMar>
+          <w:left w:w="0" w:type="dxa"/>
+          <w:right w:w="0" w:type="dxa"/>
+        </w:tblCellMar>
+        <w:tblLook w:firstRow="0" w:lastRow="0" w:firstColumn="0" w:lastColumn="0" w:noHBand="0" w:noVBand="0" w:val="0000"/>
+      </w:tblPr>
+      <w:tblGrid>
+        <w:gridCol w:w="7920"/>
+      </w:tblGrid>
+      <w:tr>
+        <w:trPr>
+          <w:cantSplit/>
+        </w:trPr>
+        <w:tc>
+          <w:tcPr>
+            <w:tcMar>
+              <w:left w:w="144" w:type="dxa"/>
+            </w:tcMar>
+          </w:tcPr>
+          <w:p>
+            <w:pPr>
+              <w:pStyle w:val="BodyText"/>
+            </w:pPr>
+            <w:pPr>
+              <w:spacing w:before="16" w:after="64"/>
+            </w:pPr>
+          </w:p>
+          <w:bookmarkStart w:id="53" w:name="alg-ps-standardization"/>
+          <w:p>
+            <w:pPr>
+              <w:pStyle w:val="BodyText"/>
+            </w:pPr>
+            <w:r>
+              <w:rPr>
+                <w:b/>
+                <w:bCs/>
+              </w:rPr>
+              <w:t xml:space="preserve">Algorithm 2 (Standardization over the Propensity Score)</w:t>
+            </w:r>
+            <w:r>
+              <w:t xml:space="preserve"> </w:t>
+            </w:r>
+            <w:r>
+              <w:t xml:space="preserve">For the population average causal effect</w:t>
+            </w:r>
+            <w:r>
+              <w:t xml:space="preserve"> </w:t>
+            </w:r>
+            <m:oMath>
               <m:r>
                 <m:rPr>
                   <m:nor/>
@@ -19145,16 +18123,572 @@
                 </m:rPr>
                 <m:t>E</m:t>
               </m:r>
-            </m:e>
-          </m:acc>
-          <m:d>
-            <m:dPr>
-              <m:begChr m:val="["/>
-              <m:sepChr m:val=""/>
-              <m:endChr m:val="]"/>
-              <m:grow/>
-            </m:dPr>
-            <m:e>
+              <m:d>
+                <m:dPr>
+                  <m:begChr m:val="["/>
+                  <m:sepChr m:val=""/>
+                  <m:endChr m:val="]"/>
+                  <m:grow/>
+                </m:dPr>
+                <m:e>
+                  <m:sSup>
+                    <m:e>
+                      <m:r>
+                        <m:t>Y</m:t>
+                      </m:r>
+                    </m:e>
+                    <m:sup>
+                      <m:r>
+                        <m:t>a</m:t>
+                      </m:r>
+                      <m:r>
+                        <m:rPr>
+                          <m:sty m:val="p"/>
+                        </m:rPr>
+                        <m:t>=</m:t>
+                      </m:r>
+                      <m:r>
+                        <m:t>1</m:t>
+                      </m:r>
+                      <m:r>
+                        <m:rPr>
+                          <m:sty m:val="p"/>
+                        </m:rPr>
+                        <m:t>,</m:t>
+                      </m:r>
+                      <m:r>
+                        <m:t>c</m:t>
+                      </m:r>
+                      <m:r>
+                        <m:rPr>
+                          <m:sty m:val="p"/>
+                        </m:rPr>
+                        <m:t>=</m:t>
+                      </m:r>
+                      <m:r>
+                        <m:t>0</m:t>
+                      </m:r>
+                    </m:sup>
+                  </m:sSup>
+                </m:e>
+              </m:d>
+              <m:r>
+                <m:rPr>
+                  <m:sty m:val="p"/>
+                </m:rPr>
+                <m:t>−</m:t>
+              </m:r>
+              <m:r>
+                <m:rPr>
+                  <m:nor/>
+                  <m:sty m:val="p"/>
+                </m:rPr>
+                <m:t>E</m:t>
+              </m:r>
+              <m:d>
+                <m:dPr>
+                  <m:begChr m:val="["/>
+                  <m:sepChr m:val=""/>
+                  <m:endChr m:val="]"/>
+                  <m:grow/>
+                </m:dPr>
+                <m:e>
+                  <m:sSup>
+                    <m:e>
+                      <m:r>
+                        <m:t>Y</m:t>
+                      </m:r>
+                    </m:e>
+                    <m:sup>
+                      <m:r>
+                        <m:t>a</m:t>
+                      </m:r>
+                      <m:r>
+                        <m:rPr>
+                          <m:sty m:val="p"/>
+                        </m:rPr>
+                        <m:t>=</m:t>
+                      </m:r>
+                      <m:r>
+                        <m:t>0</m:t>
+                      </m:r>
+                      <m:r>
+                        <m:rPr>
+                          <m:sty m:val="p"/>
+                        </m:rPr>
+                        <m:t>,</m:t>
+                      </m:r>
+                      <m:r>
+                        <m:t>c</m:t>
+                      </m:r>
+                      <m:r>
+                        <m:rPr>
+                          <m:sty m:val="p"/>
+                        </m:rPr>
+                        <m:t>=</m:t>
+                      </m:r>
+                      <m:r>
+                        <m:t>0</m:t>
+                      </m:r>
+                    </m:sup>
+                  </m:sSup>
+                </m:e>
+              </m:d>
+            </m:oMath>
+            <w:r>
+              <w:t xml:space="preserve">,</w:t>
+            </w:r>
+            <w:r>
+              <w:t xml:space="preserve"> </w:t>
+            </w:r>
+            <w:r>
+              <w:t xml:space="preserve">standardize the fitted conditional means over the distribution of an estimated adjustment score</w:t>
+            </w:r>
+            <w:r>
+              <w:t xml:space="preserve"> </w:t>
+            </w:r>
+            <m:oMath>
+              <m:r>
+                <m:t>b</m:t>
+              </m:r>
+              <m:r>
+                <m:rPr>
+                  <m:sty m:val="p"/>
+                </m:rPr>
+                <m:t>(</m:t>
+              </m:r>
+              <m:r>
+                <m:t>L</m:t>
+              </m:r>
+              <m:r>
+                <m:rPr>
+                  <m:sty m:val="p"/>
+                </m:rPr>
+                <m:t>)</m:t>
+              </m:r>
+            </m:oMath>
+            <w:r>
+              <w:t xml:space="preserve">:</w:t>
+            </w:r>
+            <w:r>
+              <w:t xml:space="preserve"> </w:t>
+            </w:r>
+            <w:r>
+              <w:t xml:space="preserve">the Chapter 13 procedure with</w:t>
+            </w:r>
+            <w:r>
+              <w:t xml:space="preserve"> </w:t>
+            </w:r>
+            <m:oMath>
+              <m:r>
+                <m:t>b</m:t>
+              </m:r>
+              <m:r>
+                <m:rPr>
+                  <m:sty m:val="p"/>
+                </m:rPr>
+                <m:t>(</m:t>
+              </m:r>
+              <m:r>
+                <m:t>L</m:t>
+              </m:r>
+              <m:r>
+                <m:rPr>
+                  <m:sty m:val="p"/>
+                </m:rPr>
+                <m:t>)</m:t>
+              </m:r>
+            </m:oMath>
+            <w:r>
+              <w:t xml:space="preserve"> </w:t>
+            </w:r>
+            <w:r>
+              <w:t xml:space="preserve">in place of</w:t>
+            </w:r>
+            <w:r>
+              <w:t xml:space="preserve"> </w:t>
+            </w:r>
+            <m:oMath>
+              <m:r>
+                <m:t>L</m:t>
+              </m:r>
+            </m:oMath>
+            <w:r>
+              <w:t xml:space="preserve">.</w:t>
+            </w:r>
+            <w:r>
+              <w:t xml:space="preserve"> </w:t>
+            </w:r>
+            <w:r>
+              <w:t xml:space="preserve">When no one is censored,</w:t>
+            </w:r>
+            <w:r>
+              <w:t xml:space="preserve"> </w:t>
+            </w:r>
+            <m:oMath>
+              <m:r>
+                <m:t>b</m:t>
+              </m:r>
+              <m:r>
+                <m:rPr>
+                  <m:sty m:val="p"/>
+                </m:rPr>
+                <m:t>(</m:t>
+              </m:r>
+              <m:r>
+                <m:t>L</m:t>
+              </m:r>
+              <m:r>
+                <m:rPr>
+                  <m:sty m:val="p"/>
+                </m:rPr>
+                <m:t>)</m:t>
+              </m:r>
+              <m:r>
+                <m:rPr>
+                  <m:sty m:val="p"/>
+                </m:rPr>
+                <m:t>=</m:t>
+              </m:r>
+              <m:r>
+                <m:t>π</m:t>
+              </m:r>
+              <m:r>
+                <m:rPr>
+                  <m:sty m:val="p"/>
+                </m:rPr>
+                <m:t>(</m:t>
+              </m:r>
+              <m:r>
+                <m:t>L</m:t>
+              </m:r>
+              <m:r>
+                <m:rPr>
+                  <m:sty m:val="p"/>
+                </m:rPr>
+                <m:t>)</m:t>
+              </m:r>
+            </m:oMath>
+            <w:r>
+              <w:t xml:space="preserve">,</w:t>
+            </w:r>
+            <w:r>
+              <w:t xml:space="preserve"> </w:t>
+            </w:r>
+            <w:r>
+              <w:t xml:space="preserve">which suffices for adjustment when exchangeability and positivity hold given</w:t>
+            </w:r>
+            <w:r>
+              <w:t xml:space="preserve"> </w:t>
+            </w:r>
+            <m:oMath>
+              <m:r>
+                <m:t>L</m:t>
+              </m:r>
+            </m:oMath>
+            <w:r>
+              <w:t xml:space="preserve"> </w:t>
+            </w:r>
+            <w:r>
+              <w:t xml:space="preserve">(</w:t>
+            </w:r>
+            <w:hyperlink w:anchor="thm-ps-exchangeability">
+              <w:r>
+                <w:rPr>
+                  <w:rStyle w:val="Hyperlink"/>
+                </w:rPr>
+                <w:t xml:space="preserve">Theorem 1</w:t>
+              </w:r>
+            </w:hyperlink>
+            <w:r>
+              <w:t xml:space="preserve">).</w:t>
+            </w:r>
+            <w:r>
+              <w:t xml:space="preserve"> </w:t>
+            </w:r>
+            <w:r>
+              <w:t xml:space="preserve">With censoring,</w:t>
+            </w:r>
+            <w:r>
+              <w:t xml:space="preserve"> </w:t>
+            </w:r>
+            <m:oMath>
+              <m:r>
+                <m:t>b</m:t>
+              </m:r>
+              <m:r>
+                <m:rPr>
+                  <m:sty m:val="p"/>
+                </m:rPr>
+                <m:t>(</m:t>
+              </m:r>
+              <m:r>
+                <m:t>L</m:t>
+              </m:r>
+              <m:r>
+                <m:rPr>
+                  <m:sty m:val="p"/>
+                </m:rPr>
+                <m:t>)</m:t>
+              </m:r>
+            </m:oMath>
+            <w:r>
+              <w:t xml:space="preserve"> </w:t>
+            </w:r>
+            <w:r>
+              <w:t xml:space="preserve">is a joint score with</w:t>
+            </w:r>
+            <w:r>
+              <w:t xml:space="preserve"> </w:t>
+            </w:r>
+            <m:oMath>
+              <m:r>
+                <m:rPr>
+                  <m:sty m:val="p"/>
+                </m:rPr>
+                <m:t>(</m:t>
+              </m:r>
+              <m:r>
+                <m:t>A</m:t>
+              </m:r>
+              <m:r>
+                <m:rPr>
+                  <m:sty m:val="p"/>
+                </m:rPr>
+                <m:t>,</m:t>
+              </m:r>
+              <m:r>
+                <m:t>C</m:t>
+              </m:r>
+              <m:r>
+                <m:rPr>
+                  <m:sty m:val="p"/>
+                </m:rPr>
+                <m:t>)</m:t>
+              </m:r>
+              <m:r>
+                <m:rPr>
+                  <m:sty m:val="p"/>
+                </m:rPr>
+                <m:t>⟂</m:t>
+              </m:r>
+              <m:r>
+                <m:t>​</m:t>
+              </m:r>
+              <m:r>
+                <m:t>​</m:t>
+              </m:r>
+              <m:r>
+                <m:t>​</m:t>
+              </m:r>
+              <m:r>
+                <m:rPr>
+                  <m:sty m:val="p"/>
+                </m:rPr>
+                <m:t>⟂</m:t>
+              </m:r>
+              <m:r>
+                <m:t>L</m:t>
+              </m:r>
+              <m:r>
+                <m:rPr>
+                  <m:sty m:val="p"/>
+                </m:rPr>
+                <m:t>∣</m:t>
+              </m:r>
+              <m:r>
+                <m:t>b</m:t>
+              </m:r>
+              <m:r>
+                <m:rPr>
+                  <m:sty m:val="p"/>
+                </m:rPr>
+                <m:t>(</m:t>
+              </m:r>
+              <m:r>
+                <m:t>L</m:t>
+              </m:r>
+              <m:r>
+                <m:rPr>
+                  <m:sty m:val="p"/>
+                </m:rPr>
+                <m:t>)</m:t>
+              </m:r>
+            </m:oMath>
+            <w:r>
+              <w:t xml:space="preserve">, as discussed after</w:t>
+            </w:r>
+            <w:r>
+              <w:t xml:space="preserve"> </w:t>
+            </w:r>
+            <w:hyperlink w:anchor="prp-ps-stratum-effect">
+              <w:r>
+                <w:rPr>
+                  <w:rStyle w:val="Hyperlink"/>
+                </w:rPr>
+                <w:t xml:space="preserve">Proposition 4</w:t>
+              </w:r>
+            </w:hyperlink>
+            <w:r>
+              <w:t xml:space="preserve">,</w:t>
+            </w:r>
+            <w:r>
+              <w:t xml:space="preserve"> </w:t>
+            </w:r>
+            <w:r>
+              <w:t xml:space="preserve">such as the vector of joint probabilities</w:t>
+            </w:r>
+            <w:r>
+              <w:t xml:space="preserve"> </w:t>
+            </w:r>
+            <m:oMath>
+              <m:r>
+                <m:rPr>
+                  <m:sty m:val="p"/>
+                </m:rPr>
+                <m:t>Pr</m:t>
+              </m:r>
+              <m:r>
+                <m:rPr>
+                  <m:sty m:val="p"/>
+                </m:rPr>
+                <m:t>[</m:t>
+              </m:r>
+              <m:r>
+                <m:t>A</m:t>
+              </m:r>
+              <m:r>
+                <m:rPr>
+                  <m:sty m:val="p"/>
+                </m:rPr>
+                <m:t>=</m:t>
+              </m:r>
+              <m:r>
+                <m:t>a</m:t>
+              </m:r>
+              <m:r>
+                <m:rPr>
+                  <m:sty m:val="p"/>
+                </m:rPr>
+                <m:t>,</m:t>
+              </m:r>
+              <m:r>
+                <m:t>C</m:t>
+              </m:r>
+              <m:r>
+                <m:rPr>
+                  <m:sty m:val="p"/>
+                </m:rPr>
+                <m:t>=</m:t>
+              </m:r>
+              <m:r>
+                <m:t>c</m:t>
+              </m:r>
+              <m:r>
+                <m:rPr>
+                  <m:sty m:val="p"/>
+                </m:rPr>
+                <m:t>∣</m:t>
+              </m:r>
+              <m:r>
+                <m:t>L</m:t>
+              </m:r>
+              <m:r>
+                <m:rPr>
+                  <m:sty m:val="p"/>
+                </m:rPr>
+                <m:t>]</m:t>
+              </m:r>
+            </m:oMath>
+            <w:r>
+              <w:t xml:space="preserve"> </w:t>
+            </w:r>
+            <w:r>
+              <w:t xml:space="preserve">over all</w:t>
+            </w:r>
+            <w:r>
+              <w:t xml:space="preserve"> </w:t>
+            </w:r>
+            <m:oMath>
+              <m:r>
+                <m:rPr>
+                  <m:sty m:val="p"/>
+                </m:rPr>
+                <m:t>(</m:t>
+              </m:r>
+              <m:r>
+                <m:t>a</m:t>
+              </m:r>
+              <m:r>
+                <m:rPr>
+                  <m:sty m:val="p"/>
+                </m:rPr>
+                <m:t>,</m:t>
+              </m:r>
+              <m:r>
+                <m:t>c</m:t>
+              </m:r>
+              <m:r>
+                <m:rPr>
+                  <m:sty m:val="p"/>
+                </m:rPr>
+                <m:t>)</m:t>
+              </m:r>
+            </m:oMath>
+            <w:r>
+              <w:t xml:space="preserve">.</w:t>
+            </w:r>
+            <w:r>
+              <w:t xml:space="preserve"> </w:t>
+            </w:r>
+            <w:r>
+              <w:t xml:space="preserve">This joint score suffices when, for each</w:t>
+            </w:r>
+            <w:r>
+              <w:t xml:space="preserve"> </w:t>
+            </w:r>
+            <m:oMath>
+              <m:r>
+                <m:t>a</m:t>
+              </m:r>
+              <m:r>
+                <m:rPr>
+                  <m:sty m:val="p"/>
+                </m:rPr>
+                <m:t>∈</m:t>
+              </m:r>
+              <m:r>
+                <m:rPr>
+                  <m:sty m:val="p"/>
+                </m:rPr>
+                <m:t>{</m:t>
+              </m:r>
+              <m:r>
+                <m:t>0</m:t>
+              </m:r>
+              <m:r>
+                <m:rPr>
+                  <m:sty m:val="p"/>
+                </m:rPr>
+                <m:t>,</m:t>
+              </m:r>
+              <m:r>
+                <m:t>1</m:t>
+              </m:r>
+              <m:r>
+                <m:rPr>
+                  <m:sty m:val="p"/>
+                </m:rPr>
+                <m:t>}</m:t>
+              </m:r>
+            </m:oMath>
+            <w:r>
+              <w:t xml:space="preserve">,</w:t>
+            </w:r>
+            <w:r>
+              <w:t xml:space="preserve"> </w:t>
+            </w:r>
+            <m:oMath>
               <m:sSup>
                 <m:e>
                   <m:r>
@@ -19185,39 +18719,456 @@
                   </m:r>
                 </m:sup>
               </m:sSup>
-            </m:e>
-          </m:d>
-          <m:r>
-            <m:rPr>
-              <m:sty m:val="p"/>
-            </m:rPr>
-            <m:t>=</m:t>
-          </m:r>
-          <m:f>
-            <m:fPr>
-              <m:type m:val="bar"/>
-            </m:fPr>
-            <m:num>
+              <m:r>
+                <m:rPr>
+                  <m:sty m:val="p"/>
+                </m:rPr>
+                <m:t>⟂</m:t>
+              </m:r>
+              <m:r>
+                <m:t>​</m:t>
+              </m:r>
+              <m:r>
+                <m:t>​</m:t>
+              </m:r>
+              <m:r>
+                <m:t>​</m:t>
+              </m:r>
+              <m:r>
+                <m:rPr>
+                  <m:sty m:val="p"/>
+                </m:rPr>
+                <m:t>⟂</m:t>
+              </m:r>
+              <m:r>
+                <m:rPr>
+                  <m:sty m:val="p"/>
+                </m:rPr>
+                <m:t>(</m:t>
+              </m:r>
+              <m:r>
+                <m:t>A</m:t>
+              </m:r>
+              <m:r>
+                <m:rPr>
+                  <m:sty m:val="p"/>
+                </m:rPr>
+                <m:t>,</m:t>
+              </m:r>
+              <m:r>
+                <m:t>C</m:t>
+              </m:r>
+              <m:r>
+                <m:rPr>
+                  <m:sty m:val="p"/>
+                </m:rPr>
+                <m:t>)</m:t>
+              </m:r>
+              <m:r>
+                <m:rPr>
+                  <m:sty m:val="p"/>
+                </m:rPr>
+                <m:t>∣</m:t>
+              </m:r>
+              <m:r>
+                <m:t>L</m:t>
+              </m:r>
+            </m:oMath>
+            <w:r>
+              <w:t xml:space="preserve"> </w:t>
+            </w:r>
+            <w:r>
+              <w:t xml:space="preserve">and</w:t>
+            </w:r>
+            <w:r>
+              <w:t xml:space="preserve"> </w:t>
+            </w:r>
+            <m:oMath>
+              <m:r>
+                <m:rPr>
+                  <m:sty m:val="p"/>
+                </m:rPr>
+                <m:t>Pr</m:t>
+              </m:r>
+              <m:r>
+                <m:rPr>
+                  <m:sty m:val="p"/>
+                </m:rPr>
+                <m:t>[</m:t>
+              </m:r>
+              <m:r>
+                <m:t>A</m:t>
+              </m:r>
+              <m:r>
+                <m:rPr>
+                  <m:sty m:val="p"/>
+                </m:rPr>
+                <m:t>=</m:t>
+              </m:r>
+              <m:r>
+                <m:t>a</m:t>
+              </m:r>
+              <m:r>
+                <m:rPr>
+                  <m:sty m:val="p"/>
+                </m:rPr>
+                <m:t>,</m:t>
+              </m:r>
+              <m:r>
+                <m:t>C</m:t>
+              </m:r>
+              <m:r>
+                <m:rPr>
+                  <m:sty m:val="p"/>
+                </m:rPr>
+                <m:t>=</m:t>
+              </m:r>
+              <m:r>
+                <m:t>0</m:t>
+              </m:r>
+              <m:r>
+                <m:rPr>
+                  <m:sty m:val="p"/>
+                </m:rPr>
+                <m:t>∣</m:t>
+              </m:r>
+              <m:r>
+                <m:t>L</m:t>
+              </m:r>
+              <m:r>
+                <m:rPr>
+                  <m:sty m:val="p"/>
+                </m:rPr>
+                <m:t>]</m:t>
+              </m:r>
+              <m:r>
+                <m:rPr>
+                  <m:sty m:val="p"/>
+                </m:rPr>
+                <m:t>&gt;</m:t>
+              </m:r>
+              <m:r>
+                <m:t>0</m:t>
+              </m:r>
+            </m:oMath>
+            <w:r>
+              <w:t xml:space="preserve">:</w:t>
+            </w:r>
+            <w:r>
+              <w:t xml:space="preserve"> </w:t>
+            </w:r>
+            <w:r>
+              <w:t xml:space="preserve">because</w:t>
+            </w:r>
+            <w:r>
+              <w:t xml:space="preserve"> </w:t>
+            </w:r>
+            <m:oMath>
+              <m:r>
+                <m:rPr>
+                  <m:sty m:val="p"/>
+                </m:rPr>
+                <m:t>(</m:t>
+              </m:r>
+              <m:r>
+                <m:t>A</m:t>
+              </m:r>
+              <m:r>
+                <m:rPr>
+                  <m:sty m:val="p"/>
+                </m:rPr>
+                <m:t>,</m:t>
+              </m:r>
+              <m:r>
+                <m:t>C</m:t>
+              </m:r>
+              <m:r>
+                <m:rPr>
+                  <m:sty m:val="p"/>
+                </m:rPr>
+                <m:t>)</m:t>
+              </m:r>
+              <m:r>
+                <m:rPr>
+                  <m:sty m:val="p"/>
+                </m:rPr>
+                <m:t>⟂</m:t>
+              </m:r>
+              <m:r>
+                <m:t>​</m:t>
+              </m:r>
+              <m:r>
+                <m:t>​</m:t>
+              </m:r>
+              <m:r>
+                <m:t>​</m:t>
+              </m:r>
+              <m:r>
+                <m:rPr>
+                  <m:sty m:val="p"/>
+                </m:rPr>
+                <m:t>⟂</m:t>
+              </m:r>
+              <m:r>
+                <m:t>L</m:t>
+              </m:r>
+              <m:r>
+                <m:rPr>
+                  <m:sty m:val="p"/>
+                </m:rPr>
+                <m:t>∣</m:t>
+              </m:r>
+              <m:r>
+                <m:t>b</m:t>
+              </m:r>
+              <m:r>
+                <m:rPr>
+                  <m:sty m:val="p"/>
+                </m:rPr>
+                <m:t>(</m:t>
+              </m:r>
+              <m:r>
+                <m:t>L</m:t>
+              </m:r>
+              <m:r>
+                <m:rPr>
+                  <m:sty m:val="p"/>
+                </m:rPr>
+                <m:t>)</m:t>
+              </m:r>
+            </m:oMath>
+            <w:r>
+              <w:t xml:space="preserve">, these conditions carry over from</w:t>
+            </w:r>
+            <w:r>
+              <w:t xml:space="preserve"> </w:t>
+            </w:r>
+            <m:oMath>
+              <m:r>
+                <m:t>L</m:t>
+              </m:r>
+            </m:oMath>
+            <w:r>
+              <w:t xml:space="preserve"> </w:t>
+            </w:r>
+            <w:r>
+              <w:t xml:space="preserve">to</w:t>
+            </w:r>
+            <w:r>
+              <w:t xml:space="preserve"> </w:t>
+            </w:r>
+            <m:oMath>
+              <m:r>
+                <m:t>b</m:t>
+              </m:r>
+              <m:r>
+                <m:rPr>
+                  <m:sty m:val="p"/>
+                </m:rPr>
+                <m:t>(</m:t>
+              </m:r>
+              <m:r>
+                <m:t>L</m:t>
+              </m:r>
+              <m:r>
+                <m:rPr>
+                  <m:sty m:val="p"/>
+                </m:rPr>
+                <m:t>)</m:t>
+              </m:r>
+            </m:oMath>
+            <w:r>
+              <w:t xml:space="preserve">,</w:t>
+            </w:r>
+            <w:r>
+              <w:t xml:space="preserve"> </w:t>
+            </w:r>
+            <w:r>
+              <w:t xml:space="preserve">by the argument</w:t>
+            </w:r>
+            <w:r>
+              <w:t xml:space="preserve"> </w:t>
+            </w:r>
+            <w:hyperlink w:anchor="thm-ps-exchangeability">
+              <w:r>
+                <w:rPr>
+                  <w:rStyle w:val="Hyperlink"/>
+                </w:rPr>
+                <w:t xml:space="preserve">Theorem 1</w:t>
+              </w:r>
+            </w:hyperlink>
+            <w:r>
+              <w:t xml:space="preserve"> </w:t>
+            </w:r>
+            <w:r>
+              <w:t xml:space="preserve">gives for</w:t>
+            </w:r>
+            <w:r>
+              <w:t xml:space="preserve"> </w:t>
+            </w:r>
+            <m:oMath>
+              <m:r>
+                <m:t>A</m:t>
+              </m:r>
+            </m:oMath>
+            <w:r>
+              <w:t xml:space="preserve"> </w:t>
+            </w:r>
+            <w:r>
+              <w:t xml:space="preserve">alone.</w:t>
+            </w:r>
+            <w:r>
+              <w:t xml:space="preserve"> </w:t>
+            </w:r>
+            <w:r>
+              <w:t xml:space="preserve">In either case, consistency must hold,</w:t>
+            </w:r>
+            <w:r>
+              <w:t xml:space="preserve"> </w:t>
+            </w:r>
+            <w:r>
+              <w:t xml:space="preserve">and the treatment, censoring (if any), and outcome models must be correctly specified.</w:t>
+            </w:r>
+          </w:p>
+          <w:p>
+            <w:pPr>
+              <w:numPr>
+                <w:ilvl w:val="0"/>
+                <w:numId w:val="1010"/>
+              </w:numPr>
+            </w:pPr>
+            <w:r>
+              <w:t xml:space="preserve">Estimate the score</w:t>
+            </w:r>
+            <w:r>
+              <w:t xml:space="preserve"> </w:t>
+            </w:r>
+            <m:oMath>
+              <m:acc>
+                <m:accPr>
+                  <m:chr m:val="̂"/>
+                </m:accPr>
+                <m:e>
+                  <m:r>
+                    <m:t>b</m:t>
+                  </m:r>
+                </m:e>
+              </m:acc>
+              <m:r>
+                <m:rPr>
+                  <m:sty m:val="p"/>
+                </m:rPr>
+                <m:t>(</m:t>
+              </m:r>
+              <m:sSub>
+                <m:e>
+                  <m:r>
+                    <m:t>L</m:t>
+                  </m:r>
+                </m:e>
+                <m:sub>
+                  <m:r>
+                    <m:t>i</m:t>
+                  </m:r>
+                </m:sub>
+              </m:sSub>
+              <m:r>
+                <m:rPr>
+                  <m:sty m:val="p"/>
+                </m:rPr>
+                <m:t>)</m:t>
+              </m:r>
+            </m:oMath>
+            <w:r>
+              <w:t xml:space="preserve"> </w:t>
+            </w:r>
+            <w:r>
+              <w:t xml:space="preserve">for each individual</w:t>
+            </w:r>
+            <w:r>
+              <w:t xml:space="preserve"> </w:t>
+            </w:r>
+            <m:oMath>
+              <m:r>
+                <m:t>i</m:t>
+              </m:r>
+              <m:r>
+                <m:rPr>
+                  <m:sty m:val="p"/>
+                </m:rPr>
+                <m:t>=</m:t>
+              </m:r>
               <m:r>
                 <m:t>1</m:t>
               </m:r>
-            </m:num>
-            <m:den>
+              <m:r>
+                <m:rPr>
+                  <m:sty m:val="p"/>
+                </m:rPr>
+                <m:t>,</m:t>
+              </m:r>
+              <m:r>
+                <m:rPr>
+                  <m:sty m:val="p"/>
+                </m:rPr>
+                <m:t>…</m:t>
+              </m:r>
+              <m:r>
+                <m:rPr>
+                  <m:sty m:val="p"/>
+                </m:rPr>
+                <m:t>,</m:t>
+              </m:r>
               <m:r>
                 <m:t>n</m:t>
               </m:r>
-            </m:den>
-          </m:f>
-          <m:nary>
-            <m:naryPr>
-              <m:chr m:val="∑"/>
-              <m:limLoc m:val="undOvr"/>
-              <m:subHide m:val="off"/>
-              <m:supHide m:val="off"/>
-            </m:naryPr>
-            <m:sub>
-              <m:r>
-                <m:t>i</m:t>
+            </m:oMath>
+            <w:r>
+              <w:t xml:space="preserve">, censored or not.</w:t>
+            </w:r>
+            <w:r>
+              <w:t xml:space="preserve"> </w:t>
+            </w:r>
+            <w:r>
+              <w:t xml:space="preserve">Without censoring,</w:t>
+            </w:r>
+            <w:r>
+              <w:t xml:space="preserve"> </w:t>
+            </w:r>
+            <m:oMath>
+              <m:acc>
+                <m:accPr>
+                  <m:chr m:val="̂"/>
+                </m:accPr>
+                <m:e>
+                  <m:r>
+                    <m:t>b</m:t>
+                  </m:r>
+                </m:e>
+              </m:acc>
+              <m:r>
+                <m:rPr>
+                  <m:sty m:val="p"/>
+                </m:rPr>
+                <m:t>(</m:t>
+              </m:r>
+              <m:sSub>
+                <m:e>
+                  <m:r>
+                    <m:t>L</m:t>
+                  </m:r>
+                </m:e>
+                <m:sub>
+                  <m:r>
+                    <m:t>i</m:t>
+                  </m:r>
+                </m:sub>
+              </m:sSub>
+              <m:r>
+                <m:rPr>
+                  <m:sty m:val="p"/>
+                </m:rPr>
+                <m:t>)</m:t>
               </m:r>
               <m:r>
                 <m:rPr>
@@ -19225,16 +19176,415 @@
                 </m:rPr>
                 <m:t>=</m:t>
               </m:r>
-              <m:r>
-                <m:t>1</m:t>
-              </m:r>
-            </m:sub>
-            <m:sup>
-              <m:r>
-                <m:t>n</m:t>
-              </m:r>
-            </m:sup>
-            <m:e>
+              <m:acc>
+                <m:accPr>
+                  <m:chr m:val="̂"/>
+                </m:accPr>
+                <m:e>
+                  <m:r>
+                    <m:t>π</m:t>
+                  </m:r>
+                </m:e>
+              </m:acc>
+              <m:r>
+                <m:rPr>
+                  <m:sty m:val="p"/>
+                </m:rPr>
+                <m:t>(</m:t>
+              </m:r>
+              <m:sSub>
+                <m:e>
+                  <m:r>
+                    <m:t>L</m:t>
+                  </m:r>
+                </m:e>
+                <m:sub>
+                  <m:r>
+                    <m:t>i</m:t>
+                  </m:r>
+                </m:sub>
+              </m:sSub>
+              <m:r>
+                <m:rPr>
+                  <m:sty m:val="p"/>
+                </m:rPr>
+                <m:t>)</m:t>
+              </m:r>
+            </m:oMath>
+            <w:r>
+              <w:t xml:space="preserve">.</w:t>
+            </w:r>
+            <w:r>
+              <w:t xml:space="preserve"> </w:t>
+            </w:r>
+            <w:r>
+              <w:t xml:space="preserve">With censoring, combine a treatment model and a censoring model,</w:t>
+            </w:r>
+            <w:r>
+              <w:t xml:space="preserve"> </w:t>
+            </w:r>
+            <m:oMath>
+              <m:acc>
+                <m:accPr>
+                  <m:chr m:val="̂"/>
+                </m:accPr>
+                <m:e>
+                  <m:r>
+                    <m:rPr>
+                      <m:sty m:val="p"/>
+                    </m:rPr>
+                    <m:t>Pr</m:t>
+                  </m:r>
+                </m:e>
+              </m:acc>
+              <m:r>
+                <m:rPr>
+                  <m:sty m:val="p"/>
+                </m:rPr>
+                <m:t>[</m:t>
+              </m:r>
+              <m:r>
+                <m:t>A</m:t>
+              </m:r>
+              <m:r>
+                <m:rPr>
+                  <m:sty m:val="p"/>
+                </m:rPr>
+                <m:t>=</m:t>
+              </m:r>
+              <m:r>
+                <m:t>a</m:t>
+              </m:r>
+              <m:r>
+                <m:rPr>
+                  <m:sty m:val="p"/>
+                </m:rPr>
+                <m:t>,</m:t>
+              </m:r>
+              <m:r>
+                <m:t>C</m:t>
+              </m:r>
+              <m:r>
+                <m:rPr>
+                  <m:sty m:val="p"/>
+                </m:rPr>
+                <m:t>=</m:t>
+              </m:r>
+              <m:r>
+                <m:t>c</m:t>
+              </m:r>
+              <m:r>
+                <m:rPr>
+                  <m:sty m:val="p"/>
+                </m:rPr>
+                <m:t>∣</m:t>
+              </m:r>
+              <m:r>
+                <m:t>L</m:t>
+              </m:r>
+              <m:r>
+                <m:rPr>
+                  <m:sty m:val="p"/>
+                </m:rPr>
+                <m:t>]</m:t>
+              </m:r>
+              <m:r>
+                <m:rPr>
+                  <m:sty m:val="p"/>
+                </m:rPr>
+                <m:t>=</m:t>
+              </m:r>
+              <m:acc>
+                <m:accPr>
+                  <m:chr m:val="̂"/>
+                </m:accPr>
+                <m:e>
+                  <m:r>
+                    <m:rPr>
+                      <m:sty m:val="p"/>
+                    </m:rPr>
+                    <m:t>Pr</m:t>
+                  </m:r>
+                </m:e>
+              </m:acc>
+              <m:r>
+                <m:rPr>
+                  <m:sty m:val="p"/>
+                </m:rPr>
+                <m:t>[</m:t>
+              </m:r>
+              <m:r>
+                <m:t>A</m:t>
+              </m:r>
+              <m:r>
+                <m:rPr>
+                  <m:sty m:val="p"/>
+                </m:rPr>
+                <m:t>=</m:t>
+              </m:r>
+              <m:r>
+                <m:t>a</m:t>
+              </m:r>
+              <m:r>
+                <m:rPr>
+                  <m:sty m:val="p"/>
+                </m:rPr>
+                <m:t>∣</m:t>
+              </m:r>
+              <m:r>
+                <m:t>L</m:t>
+              </m:r>
+              <m:r>
+                <m:rPr>
+                  <m:sty m:val="p"/>
+                </m:rPr>
+                <m:t>]</m:t>
+              </m:r>
+              <m:r>
+                <m:t> </m:t>
+              </m:r>
+              <m:acc>
+                <m:accPr>
+                  <m:chr m:val="̂"/>
+                </m:accPr>
+                <m:e>
+                  <m:r>
+                    <m:rPr>
+                      <m:sty m:val="p"/>
+                    </m:rPr>
+                    <m:t>Pr</m:t>
+                  </m:r>
+                </m:e>
+              </m:acc>
+              <m:r>
+                <m:rPr>
+                  <m:sty m:val="p"/>
+                </m:rPr>
+                <m:t>[</m:t>
+              </m:r>
+              <m:r>
+                <m:t>C</m:t>
+              </m:r>
+              <m:r>
+                <m:rPr>
+                  <m:sty m:val="p"/>
+                </m:rPr>
+                <m:t>=</m:t>
+              </m:r>
+              <m:r>
+                <m:t>c</m:t>
+              </m:r>
+              <m:r>
+                <m:rPr>
+                  <m:sty m:val="p"/>
+                </m:rPr>
+                <m:t>∣</m:t>
+              </m:r>
+              <m:r>
+                <m:t>L</m:t>
+              </m:r>
+              <m:r>
+                <m:rPr>
+                  <m:sty m:val="p"/>
+                </m:rPr>
+                <m:t>,</m:t>
+              </m:r>
+              <m:r>
+                <m:t>A</m:t>
+              </m:r>
+              <m:r>
+                <m:rPr>
+                  <m:sty m:val="p"/>
+                </m:rPr>
+                <m:t>=</m:t>
+              </m:r>
+              <m:r>
+                <m:t>a</m:t>
+              </m:r>
+              <m:r>
+                <m:rPr>
+                  <m:sty m:val="p"/>
+                </m:rPr>
+                <m:t>]</m:t>
+              </m:r>
+            </m:oMath>
+            <w:r>
+              <w:t xml:space="preserve"> </w:t>
+            </w:r>
+            <w:r>
+              <w:t xml:space="preserve">for each</w:t>
+            </w:r>
+            <w:r>
+              <w:t xml:space="preserve"> </w:t>
+            </w:r>
+            <m:oMath>
+              <m:r>
+                <m:rPr>
+                  <m:sty m:val="p"/>
+                </m:rPr>
+                <m:t>(</m:t>
+              </m:r>
+              <m:r>
+                <m:t>a</m:t>
+              </m:r>
+              <m:r>
+                <m:rPr>
+                  <m:sty m:val="p"/>
+                </m:rPr>
+                <m:t>,</m:t>
+              </m:r>
+              <m:r>
+                <m:t>c</m:t>
+              </m:r>
+              <m:r>
+                <m:rPr>
+                  <m:sty m:val="p"/>
+                </m:rPr>
+                <m:t>)</m:t>
+              </m:r>
+            </m:oMath>
+            <w:r>
+              <w:t xml:space="preserve">.</w:t>
+            </w:r>
+          </w:p>
+          <w:p>
+            <w:pPr>
+              <w:numPr>
+                <w:ilvl w:val="0"/>
+                <w:numId w:val="1010"/>
+              </w:numPr>
+            </w:pPr>
+            <w:r>
+              <w:t xml:space="preserve">Fit an outcome model for</w:t>
+            </w:r>
+            <w:r>
+              <w:t xml:space="preserve"> </w:t>
+            </w:r>
+            <m:oMath>
+              <m:r>
+                <m:rPr>
+                  <m:nor/>
+                  <m:sty m:val="p"/>
+                </m:rPr>
+                <m:t>E</m:t>
+              </m:r>
+              <m:d>
+                <m:dPr>
+                  <m:begChr m:val="["/>
+                  <m:sepChr m:val=""/>
+                  <m:endChr m:val="]"/>
+                  <m:grow/>
+                </m:dPr>
+                <m:e>
+                  <m:r>
+                    <m:t>Y</m:t>
+                  </m:r>
+                  <m:r>
+                    <m:rPr>
+                      <m:sty m:val="p"/>
+                    </m:rPr>
+                    <m:t>∣</m:t>
+                  </m:r>
+                  <m:r>
+                    <m:t>A</m:t>
+                  </m:r>
+                  <m:r>
+                    <m:rPr>
+                      <m:sty m:val="p"/>
+                    </m:rPr>
+                    <m:t>,</m:t>
+                  </m:r>
+                  <m:r>
+                    <m:t>C</m:t>
+                  </m:r>
+                  <m:r>
+                    <m:rPr>
+                      <m:sty m:val="p"/>
+                    </m:rPr>
+                    <m:t>=</m:t>
+                  </m:r>
+                  <m:r>
+                    <m:t>0</m:t>
+                  </m:r>
+                  <m:r>
+                    <m:rPr>
+                      <m:sty m:val="p"/>
+                    </m:rPr>
+                    <m:t>,</m:t>
+                  </m:r>
+                  <m:r>
+                    <m:t>b</m:t>
+                  </m:r>
+                  <m:r>
+                    <m:rPr>
+                      <m:sty m:val="p"/>
+                    </m:rPr>
+                    <m:t>(</m:t>
+                  </m:r>
+                  <m:r>
+                    <m:t>L</m:t>
+                  </m:r>
+                  <m:r>
+                    <m:rPr>
+                      <m:sty m:val="p"/>
+                    </m:rPr>
+                    <m:t>)</m:t>
+                  </m:r>
+                </m:e>
+              </m:d>
+            </m:oMath>
+            <w:r>
+              <w:t xml:space="preserve"> </w:t>
+            </w:r>
+            <w:r>
+              <w:t xml:space="preserve">once, among the uncensored, with</w:t>
+            </w:r>
+            <w:r>
+              <w:t xml:space="preserve"> </w:t>
+            </w:r>
+            <m:oMath>
+              <m:acc>
+                <m:accPr>
+                  <m:chr m:val="̂"/>
+                </m:accPr>
+                <m:e>
+                  <m:r>
+                    <m:t>b</m:t>
+                  </m:r>
+                </m:e>
+              </m:acc>
+              <m:r>
+                <m:rPr>
+                  <m:sty m:val="p"/>
+                </m:rPr>
+                <m:t>(</m:t>
+              </m:r>
+              <m:r>
+                <m:t>L</m:t>
+              </m:r>
+              <m:r>
+                <m:rPr>
+                  <m:sty m:val="p"/>
+                </m:rPr>
+                <m:t>)</m:t>
+              </m:r>
+            </m:oMath>
+            <w:r>
+              <w:t xml:space="preserve"> </w:t>
+            </w:r>
+            <w:r>
+              <w:t xml:space="preserve">as the covariate(s);</w:t>
+            </w:r>
+            <w:r>
+              <w:t xml:space="preserve"> </w:t>
+            </w:r>
+            <w:r>
+              <w:t xml:space="preserve">write</w:t>
+            </w:r>
+            <w:r>
+              <w:t xml:space="preserve"> </w:t>
+            </w:r>
+            <m:oMath>
               <m:acc>
                 <m:accPr>
                   <m:chr m:val="̂"/>
@@ -19245,119 +19595,332 @@
                   </m:r>
                 </m:e>
               </m:acc>
-            </m:e>
-          </m:nary>
-          <m:r>
-            <m:rPr>
-              <m:sty m:val="p"/>
-            </m:rPr>
-            <m:t>(</m:t>
-          </m:r>
-          <m:r>
-            <m:t>a</m:t>
-          </m:r>
-          <m:r>
-            <m:rPr>
-              <m:sty m:val="p"/>
-            </m:rPr>
-            <m:t>,</m:t>
-          </m:r>
-          <m:acc>
-            <m:accPr>
-              <m:chr m:val="̂"/>
-            </m:accPr>
-            <m:e>
-              <m:r>
-                <m:t>π</m:t>
-              </m:r>
-            </m:e>
-          </m:acc>
-          <m:r>
-            <m:rPr>
-              <m:sty m:val="p"/>
-            </m:rPr>
-            <m:t>(</m:t>
-          </m:r>
-          <m:sSub>
-            <m:e>
-              <m:r>
-                <m:t>L</m:t>
-              </m:r>
-            </m:e>
-            <m:sub>
-              <m:r>
-                <m:t>i</m:t>
-              </m:r>
-            </m:sub>
-          </m:sSub>
-          <m:r>
-            <m:rPr>
-              <m:sty m:val="p"/>
-            </m:rPr>
-            <m:t>)</m:t>
-          </m:r>
-          <m:r>
-            <m:rPr>
-              <m:sty m:val="p"/>
-            </m:rPr>
-            <m:t>)</m:t>
-          </m:r>
-          <m:r>
-            <m:rPr>
-              <m:sty m:val="p"/>
-            </m:rPr>
-            <m:t>.</m:t>
-          </m:r>
-        </m:oMath>
-      </m:oMathPara>
-    </w:p>
-    <w:p>
-      <w:pPr>
-        <w:numPr>
-          <w:ilvl w:val="0"/>
-          <w:numId w:val="1010"/>
-        </w:numPr>
-      </w:pPr>
-      <w:ins w:id="1067" w:author="PR Preview" w:date="2024-01-01T00:00:00Z">
-        <w:r>
-          <w:t xml:space="preserve">Estimate the average causal effect by the difference</w:t>
-        </w:r>
-      </w:ins>
-      <w:ins w:id="1067" w:author="PR Preview" w:date="2024-01-01T00:00:00Z">
-        <w:r>
-          <w:t xml:space="preserve"> </w:t>
-        </w:r>
-      </w:ins>
-      <m:oMath>
-        <m:acc>
-          <m:accPr>
-            <m:chr m:val="̂"/>
-          </m:accPr>
-          <m:e>
-            <m:r>
-              <m:rPr>
-                <m:nor/>
-                <m:sty m:val="p"/>
-              </m:rPr>
-              <m:t>E</m:t>
-            </m:r>
-          </m:e>
-        </m:acc>
-        <m:d>
-          <m:dPr>
-            <m:begChr m:val="["/>
-            <m:sepChr m:val=""/>
-            <m:endChr m:val="]"/>
-            <m:grow/>
-          </m:dPr>
-          <m:e>
-            <m:sSup>
-              <m:e>
+              <m:r>
+                <m:rPr>
+                  <m:sty m:val="p"/>
+                </m:rPr>
+                <m:t>(</m:t>
+              </m:r>
+              <m:r>
+                <m:t>a</m:t>
+              </m:r>
+              <m:r>
+                <m:rPr>
+                  <m:sty m:val="p"/>
+                </m:rPr>
+                <m:t>,</m:t>
+              </m:r>
+              <m:r>
+                <m:t>s</m:t>
+              </m:r>
+              <m:r>
+                <m:rPr>
+                  <m:sty m:val="p"/>
+                </m:rPr>
+                <m:t>)</m:t>
+              </m:r>
+            </m:oMath>
+            <w:r>
+              <w:t xml:space="preserve"> </w:t>
+            </w:r>
+            <w:r>
+              <w:t xml:space="preserve">for its fitted value at</w:t>
+            </w:r>
+            <w:r>
+              <w:t xml:space="preserve"> </w:t>
+            </w:r>
+            <m:oMath>
+              <m:r>
+                <m:t>A</m:t>
+              </m:r>
+              <m:r>
+                <m:rPr>
+                  <m:sty m:val="p"/>
+                </m:rPr>
+                <m:t>=</m:t>
+              </m:r>
+              <m:r>
+                <m:t>a</m:t>
+              </m:r>
+            </m:oMath>
+            <w:r>
+              <w:t xml:space="preserve"> </w:t>
+            </w:r>
+            <w:r>
+              <w:t xml:space="preserve">and score value</w:t>
+            </w:r>
+            <w:r>
+              <w:t xml:space="preserve"> </w:t>
+            </w:r>
+            <m:oMath>
+              <m:r>
+                <m:t>s</m:t>
+              </m:r>
+            </m:oMath>
+            <w:r>
+              <w:t xml:space="preserve">.</w:t>
+            </w:r>
+          </w:p>
+          <w:p>
+            <w:pPr>
+              <w:numPr>
+                <w:ilvl w:val="0"/>
+                <w:numId w:val="1010"/>
+              </w:numPr>
+            </w:pPr>
+            <w:r>
+              <w:t xml:space="preserve">For each</w:t>
+            </w:r>
+            <w:r>
+              <w:t xml:space="preserve"> </w:t>
+            </w:r>
+            <m:oMath>
+              <m:r>
+                <m:t>a</m:t>
+              </m:r>
+              <m:r>
+                <m:rPr>
+                  <m:sty m:val="p"/>
+                </m:rPr>
+                <m:t>∈</m:t>
+              </m:r>
+              <m:r>
+                <m:rPr>
+                  <m:sty m:val="p"/>
+                </m:rPr>
+                <m:t>{</m:t>
+              </m:r>
+              <m:r>
+                <m:t>0</m:t>
+              </m:r>
+              <m:r>
+                <m:rPr>
+                  <m:sty m:val="p"/>
+                </m:rPr>
+                <m:t>,</m:t>
+              </m:r>
+              <m:r>
+                <m:t>1</m:t>
+              </m:r>
+              <m:r>
+                <m:rPr>
+                  <m:sty m:val="p"/>
+                </m:rPr>
+                <m:t>}</m:t>
+              </m:r>
+            </m:oMath>
+            <w:r>
+              <w:t xml:space="preserve">, predict each individual’s outcome at</w:t>
+            </w:r>
+            <w:r>
+              <w:t xml:space="preserve"> </w:t>
+            </w:r>
+            <m:oMath>
+              <m:r>
+                <m:t>A</m:t>
+              </m:r>
+              <m:r>
+                <m:rPr>
+                  <m:sty m:val="p"/>
+                </m:rPr>
+                <m:t>=</m:t>
+              </m:r>
+              <m:r>
+                <m:t>a</m:t>
+              </m:r>
+            </m:oMath>
+            <w:r>
+              <w:t xml:space="preserve"> </w:t>
+            </w:r>
+            <w:r>
+              <w:t xml:space="preserve">and their own</w:t>
+            </w:r>
+            <w:r>
+              <w:t xml:space="preserve"> </w:t>
+            </w:r>
+            <m:oMath>
+              <m:acc>
+                <m:accPr>
+                  <m:chr m:val="̂"/>
+                </m:accPr>
+                <m:e>
+                  <m:r>
+                    <m:t>b</m:t>
+                  </m:r>
+                </m:e>
+              </m:acc>
+              <m:r>
+                <m:rPr>
+                  <m:sty m:val="p"/>
+                </m:rPr>
+                <m:t>(</m:t>
+              </m:r>
+              <m:sSub>
+                <m:e>
+                  <m:r>
+                    <m:t>L</m:t>
+                  </m:r>
+                </m:e>
+                <m:sub>
+                  <m:r>
+                    <m:t>i</m:t>
+                  </m:r>
+                </m:sub>
+              </m:sSub>
+              <m:r>
+                <m:rPr>
+                  <m:sty m:val="p"/>
+                </m:rPr>
+                <m:t>)</m:t>
+              </m:r>
+            </m:oMath>
+            <w:r>
+              <w:t xml:space="preserve">, and average the predictions over all</w:t>
+            </w:r>
+            <w:r>
+              <w:t xml:space="preserve"> </w:t>
+            </w:r>
+            <m:oMath>
+              <m:r>
+                <m:t>n</m:t>
+              </m:r>
+            </m:oMath>
+            <w:r>
+              <w:t xml:space="preserve"> </w:t>
+            </w:r>
+            <w:r>
+              <w:t xml:space="preserve">individuals:</w:t>
+            </w:r>
+          </w:p>
+          <w:p>
+            <w:pPr>
+              <w:pStyle w:val="BodyText"/>
+            </w:pPr>
+            <m:oMathPara>
+              <m:oMathParaPr>
+                <m:jc m:val="center"/>
+              </m:oMathParaPr>
+              <m:oMath>
+                <m:acc>
+                  <m:accPr>
+                    <m:chr m:val="̂"/>
+                  </m:accPr>
+                  <m:e>
+                    <m:r>
+                      <m:rPr>
+                        <m:nor/>
+                        <m:sty m:val="p"/>
+                      </m:rPr>
+                      <m:t>E</m:t>
+                    </m:r>
+                  </m:e>
+                </m:acc>
+                <m:d>
+                  <m:dPr>
+                    <m:begChr m:val="["/>
+                    <m:sepChr m:val=""/>
+                    <m:endChr m:val="]"/>
+                    <m:grow/>
+                  </m:dPr>
+                  <m:e>
+                    <m:sSup>
+                      <m:e>
+                        <m:r>
+                          <m:t>Y</m:t>
+                        </m:r>
+                      </m:e>
+                      <m:sup>
+                        <m:r>
+                          <m:t>a</m:t>
+                        </m:r>
+                        <m:r>
+                          <m:rPr>
+                            <m:sty m:val="p"/>
+                          </m:rPr>
+                          <m:t>,</m:t>
+                        </m:r>
+                        <m:r>
+                          <m:t>c</m:t>
+                        </m:r>
+                        <m:r>
+                          <m:rPr>
+                            <m:sty m:val="p"/>
+                          </m:rPr>
+                          <m:t>=</m:t>
+                        </m:r>
+                        <m:r>
+                          <m:t>0</m:t>
+                        </m:r>
+                      </m:sup>
+                    </m:sSup>
+                  </m:e>
+                </m:d>
                 <m:r>
-                  <m:t>Y</m:t>
+                  <m:rPr>
+                    <m:sty m:val="p"/>
+                  </m:rPr>
+                  <m:t>=</m:t>
                 </m:r>
-              </m:e>
-              <m:sup>
+                <m:f>
+                  <m:fPr>
+                    <m:type m:val="bar"/>
+                  </m:fPr>
+                  <m:num>
+                    <m:r>
+                      <m:t>1</m:t>
+                    </m:r>
+                  </m:num>
+                  <m:den>
+                    <m:r>
+                      <m:t>n</m:t>
+                    </m:r>
+                  </m:den>
+                </m:f>
+                <m:nary>
+                  <m:naryPr>
+                    <m:chr m:val="∑"/>
+                    <m:limLoc m:val="undOvr"/>
+                    <m:subHide m:val="off"/>
+                    <m:supHide m:val="off"/>
+                  </m:naryPr>
+                  <m:sub>
+                    <m:r>
+                      <m:t>i</m:t>
+                    </m:r>
+                    <m:r>
+                      <m:rPr>
+                        <m:sty m:val="p"/>
+                      </m:rPr>
+                      <m:t>=</m:t>
+                    </m:r>
+                    <m:r>
+                      <m:t>1</m:t>
+                    </m:r>
+                  </m:sub>
+                  <m:sup>
+                    <m:r>
+                      <m:t>n</m:t>
+                    </m:r>
+                  </m:sup>
+                  <m:e>
+                    <m:acc>
+                      <m:accPr>
+                        <m:chr m:val="̂"/>
+                      </m:accPr>
+                      <m:e>
+                        <m:r>
+                          <m:t>m</m:t>
+                        </m:r>
+                      </m:e>
+                    </m:acc>
+                  </m:e>
+                </m:nary>
+                <m:r>
+                  <m:rPr>
+                    <m:sty m:val="p"/>
+                  </m:rPr>
+                  <m:t>(</m:t>
+                </m:r>
                 <m:r>
                   <m:t>a</m:t>
                 </m:r>
@@ -19365,110 +19928,222 @@
                   <m:rPr>
                     <m:sty m:val="p"/>
                   </m:rPr>
-                  <m:t>=</m:t>
+                  <m:t>,</m:t>
                 </m:r>
+                <m:acc>
+                  <m:accPr>
+                    <m:chr m:val="̂"/>
+                  </m:accPr>
+                  <m:e>
+                    <m:r>
+                      <m:t>b</m:t>
+                    </m:r>
+                  </m:e>
+                </m:acc>
                 <m:r>
-                  <m:t>1</m:t>
+                  <m:rPr>
+                    <m:sty m:val="p"/>
+                  </m:rPr>
+                  <m:t>(</m:t>
+                </m:r>
+                <m:sSub>
+                  <m:e>
+                    <m:r>
+                      <m:t>L</m:t>
+                    </m:r>
+                  </m:e>
+                  <m:sub>
+                    <m:r>
+                      <m:t>i</m:t>
+                    </m:r>
+                  </m:sub>
+                </m:sSub>
+                <m:r>
+                  <m:rPr>
+                    <m:sty m:val="p"/>
+                  </m:rPr>
+                  <m:t>)</m:t>
                 </m:r>
                 <m:r>
                   <m:rPr>
                     <m:sty m:val="p"/>
                   </m:rPr>
-                  <m:t>,</m:t>
-                </m:r>
-                <m:r>
-                  <m:t>c</m:t>
+                  <m:t>)</m:t>
                 </m:r>
                 <m:r>
                   <m:rPr>
                     <m:sty m:val="p"/>
                   </m:rPr>
-                  <m:t>=</m:t>
+                  <m:t>.</m:t>
                 </m:r>
-                <m:r>
-                  <m:t>0</m:t>
-                </m:r>
-              </m:sup>
-            </m:sSup>
-          </m:e>
-        </m:d>
-        <m:r>
-          <m:rPr>
-            <m:sty m:val="p"/>
-          </m:rPr>
-          <m:t>−</m:t>
-        </m:r>
-        <m:acc>
-          <m:accPr>
-            <m:chr m:val="̂"/>
-          </m:accPr>
-          <m:e>
-            <m:r>
-              <m:rPr>
-                <m:nor/>
-                <m:sty m:val="p"/>
-              </m:rPr>
-              <m:t>E</m:t>
-            </m:r>
-          </m:e>
-        </m:acc>
-        <m:d>
-          <m:dPr>
-            <m:begChr m:val="["/>
-            <m:sepChr m:val=""/>
-            <m:endChr m:val="]"/>
-            <m:grow/>
-          </m:dPr>
-          <m:e>
-            <m:sSup>
-              <m:e>
-                <m:r>
-                  <m:t>Y</m:t>
-                </m:r>
-              </m:e>
-              <m:sup>
-                <m:r>
-                  <m:t>a</m:t>
-                </m:r>
-                <m:r>
-                  <m:rPr>
-                    <m:sty m:val="p"/>
-                  </m:rPr>
-                  <m:t>=</m:t>
-                </m:r>
-                <m:r>
-                  <m:t>0</m:t>
-                </m:r>
-                <m:r>
-                  <m:rPr>
-                    <m:sty m:val="p"/>
-                  </m:rPr>
-                  <m:t>,</m:t>
-                </m:r>
-                <m:r>
-                  <m:t>c</m:t>
-                </m:r>
-                <m:r>
-                  <m:rPr>
-                    <m:sty m:val="p"/>
-                  </m:rPr>
-                  <m:t>=</m:t>
-                </m:r>
-                <m:r>
-                  <m:t>0</m:t>
-                </m:r>
-              </m:sup>
-            </m:sSup>
-          </m:e>
-        </m:d>
-      </m:oMath>
-      <w:ins w:id="1067" w:author="PR Preview" w:date="2024-01-01T00:00:00Z">
-        <w:r>
-          <w:t xml:space="preserve">.</w:t>
+              </m:oMath>
+            </m:oMathPara>
+          </w:p>
+          <w:p>
+            <w:pPr>
+              <w:numPr>
+                <w:ilvl w:val="0"/>
+                <w:numId w:val="1010"/>
+              </w:numPr>
+            </w:pPr>
+            <w:r>
+              <w:t xml:space="preserve">Estimate the average causal effect by the difference</w:t>
+            </w:r>
+            <w:r>
+              <w:t xml:space="preserve"> </w:t>
+            </w:r>
+            <m:oMath>
+              <m:acc>
+                <m:accPr>
+                  <m:chr m:val="̂"/>
+                </m:accPr>
+                <m:e>
+                  <m:r>
+                    <m:rPr>
+                      <m:nor/>
+                      <m:sty m:val="p"/>
+                    </m:rPr>
+                    <m:t>E</m:t>
+                  </m:r>
+                </m:e>
+              </m:acc>
+              <m:d>
+                <m:dPr>
+                  <m:begChr m:val="["/>
+                  <m:sepChr m:val=""/>
+                  <m:endChr m:val="]"/>
+                  <m:grow/>
+                </m:dPr>
+                <m:e>
+                  <m:sSup>
+                    <m:e>
+                      <m:r>
+                        <m:t>Y</m:t>
+                      </m:r>
+                    </m:e>
+                    <m:sup>
+                      <m:r>
+                        <m:t>a</m:t>
+                      </m:r>
+                      <m:r>
+                        <m:rPr>
+                          <m:sty m:val="p"/>
+                        </m:rPr>
+                        <m:t>=</m:t>
+                      </m:r>
+                      <m:r>
+                        <m:t>1</m:t>
+                      </m:r>
+                      <m:r>
+                        <m:rPr>
+                          <m:sty m:val="p"/>
+                        </m:rPr>
+                        <m:t>,</m:t>
+                      </m:r>
+                      <m:r>
+                        <m:t>c</m:t>
+                      </m:r>
+                      <m:r>
+                        <m:rPr>
+                          <m:sty m:val="p"/>
+                        </m:rPr>
+                        <m:t>=</m:t>
+                      </m:r>
+                      <m:r>
+                        <m:t>0</m:t>
+                      </m:r>
+                    </m:sup>
+                  </m:sSup>
+                </m:e>
+              </m:d>
+              <m:r>
+                <m:rPr>
+                  <m:sty m:val="p"/>
+                </m:rPr>
+                <m:t>−</m:t>
+              </m:r>
+              <m:acc>
+                <m:accPr>
+                  <m:chr m:val="̂"/>
+                </m:accPr>
+                <m:e>
+                  <m:r>
+                    <m:rPr>
+                      <m:nor/>
+                      <m:sty m:val="p"/>
+                    </m:rPr>
+                    <m:t>E</m:t>
+                  </m:r>
+                </m:e>
+              </m:acc>
+              <m:d>
+                <m:dPr>
+                  <m:begChr m:val="["/>
+                  <m:sepChr m:val=""/>
+                  <m:endChr m:val="]"/>
+                  <m:grow/>
+                </m:dPr>
+                <m:e>
+                  <m:sSup>
+                    <m:e>
+                      <m:r>
+                        <m:t>Y</m:t>
+                      </m:r>
+                    </m:e>
+                    <m:sup>
+                      <m:r>
+                        <m:t>a</m:t>
+                      </m:r>
+                      <m:r>
+                        <m:rPr>
+                          <m:sty m:val="p"/>
+                        </m:rPr>
+                        <m:t>=</m:t>
+                      </m:r>
+                      <m:r>
+                        <m:t>0</m:t>
+                      </m:r>
+                      <m:r>
+                        <m:rPr>
+                          <m:sty m:val="p"/>
+                        </m:rPr>
+                        <m:t>,</m:t>
+                      </m:r>
+                      <m:r>
+                        <m:t>c</m:t>
+                      </m:r>
+                      <m:r>
+                        <m:rPr>
+                          <m:sty m:val="p"/>
+                        </m:rPr>
+                        <m:t>=</m:t>
+                      </m:r>
+                      <m:r>
+                        <m:t>0</m:t>
+                      </m:r>
+                    </m:sup>
+                  </m:sSup>
+                </m:e>
+              </m:d>
+            </m:oMath>
+            <w:r>
+              <w:t xml:space="preserve">.</w:t>
+            </w:r>
+          </w:p>
+          <w:bookmarkEnd w:id="53"/>
+        </w:tc>
+      </w:tr>
+    </w:tbl>
+    <w:p>
+      <w:pPr>
+        <w:pStyle w:val="FirstParagraph"/>
+      </w:pPr>
+      <w:ins w:id="58" w:author="PR Preview" w:date="2024-01-01T00:00:00Z">
+        <w:r>
+          <w:t xml:space="preserve"> </w:t>
         </w:r>
       </w:ins>
     </w:p>
-    <w:bookmarkEnd w:id="53"/>
     <w:tbl>
       <w:tblPr>
         <w:tblStyle w:val="Table"/>
@@ -19497,7 +20172,7 @@
           </w:tcPr>
           <w:p>
             <w:pPr>
-              <w:pStyle w:val="FirstParagraph"/>
+              <w:pStyle w:val="BodyText"/>
             </w:pPr>
             <w:pPr>
               <w:spacing w:before="16" w:after="64"/>
@@ -19601,12 +20276,12 @@
       <w:pPr>
         <w:pStyle w:val="FirstParagraph"/>
       </w:pPr>
-      <w:ins w:id="70" w:author="PR Preview" w:date="2024-01-01T00:00:00Z">
+      <w:ins w:id="61" w:author="PR Preview" w:date="2024-01-01T00:00:00Z">
         <w:r>
           <w:t xml:space="preserve">Matching on</w:t>
         </w:r>
       </w:ins>
-      <w:ins w:id="70" w:author="PR Preview" w:date="2024-01-01T00:00:00Z">
+      <w:ins w:id="61" w:author="PR Preview" w:date="2024-01-01T00:00:00Z">
         <w:r>
           <w:t xml:space="preserve"> </w:t>
         </w:r>
@@ -19631,12 +20306,12 @@
           <m:t>)</m:t>
         </m:r>
       </m:oMath>
-      <w:ins w:id="70" w:author="PR Preview" w:date="2024-01-01T00:00:00Z">
+      <w:ins w:id="61" w:author="PR Preview" w:date="2024-01-01T00:00:00Z">
         <w:r>
           <w:t xml:space="preserve"> </w:t>
         </w:r>
       </w:ins>
-      <w:ins w:id="70" w:author="PR Preview" w:date="2024-01-01T00:00:00Z">
+      <w:ins w:id="61" w:author="PR Preview" w:date="2024-01-01T00:00:00Z">
         <w:r>
           <w:t xml:space="preserve">is analogous to matching on a single continuous variable (Chapter 4).</w:t>
         </w:r>
@@ -19776,12 +20451,12 @@
           <w:numId w:val="1011"/>
         </w:numPr>
       </w:pPr>
-      <w:ins w:id="72" w:author="PR Preview" w:date="2024-01-01T00:00:00Z">
+      <w:ins w:id="63" w:author="PR Preview" w:date="2024-01-01T00:00:00Z">
         <w:r>
           <w:t xml:space="preserve">Under exchangeability and positivity given</w:t>
         </w:r>
       </w:ins>
-      <w:ins w:id="72" w:author="PR Preview" w:date="2024-01-01T00:00:00Z">
+      <w:ins w:id="63" w:author="PR Preview" w:date="2024-01-01T00:00:00Z">
         <w:r>
           <w:t xml:space="preserve"> </w:t>
         </w:r>
@@ -19806,22 +20481,22 @@
           <m:t>)</m:t>
         </m:r>
       </m:oMath>
-      <w:ins w:id="72" w:author="PR Preview" w:date="2024-01-01T00:00:00Z">
+      <w:ins w:id="63" w:author="PR Preview" w:date="2024-01-01T00:00:00Z">
         <w:r>
           <w:t xml:space="preserve">,</w:t>
         </w:r>
       </w:ins>
-      <w:ins w:id="72" w:author="PR Preview" w:date="2024-01-01T00:00:00Z">
+      <w:ins w:id="63" w:author="PR Preview" w:date="2024-01-01T00:00:00Z">
         <w:r>
           <w:t xml:space="preserve"> </w:t>
         </w:r>
       </w:ins>
-      <w:ins w:id="72" w:author="PR Preview" w:date="2024-01-01T00:00:00Z">
+      <w:ins w:id="63" w:author="PR Preview" w:date="2024-01-01T00:00:00Z">
         <w:r>
           <w:t xml:space="preserve">exact matching on the true</w:t>
         </w:r>
       </w:ins>
-      <w:ins w:id="72" w:author="PR Preview" w:date="2024-01-01T00:00:00Z">
+      <w:ins w:id="63" w:author="PR Preview" w:date="2024-01-01T00:00:00Z">
         <w:r>
           <w:t xml:space="preserve"> </w:t>
         </w:r>
@@ -19846,32 +20521,32 @@
           <m:t>)</m:t>
         </m:r>
       </m:oMath>
-      <w:ins w:id="72" w:author="PR Preview" w:date="2024-01-01T00:00:00Z">
+      <w:ins w:id="63" w:author="PR Preview" w:date="2024-01-01T00:00:00Z">
         <w:r>
           <w:t xml:space="preserve"> </w:t>
         </w:r>
       </w:ins>
-      <w:ins w:id="72" w:author="PR Preview" w:date="2024-01-01T00:00:00Z">
+      <w:ins w:id="63" w:author="PR Preview" w:date="2024-01-01T00:00:00Z">
         <w:r>
           <w:t xml:space="preserve">makes the treated and the untreated in the matched population exchangeable,</w:t>
         </w:r>
       </w:ins>
-      <w:ins w:id="72" w:author="PR Preview" w:date="2024-01-01T00:00:00Z">
+      <w:ins w:id="63" w:author="PR Preview" w:date="2024-01-01T00:00:00Z">
         <w:r>
           <w:t xml:space="preserve"> </w:t>
         </w:r>
       </w:ins>
-      <w:ins w:id="72" w:author="PR Preview" w:date="2024-01-01T00:00:00Z">
+      <w:ins w:id="63" w:author="PR Preview" w:date="2024-01-01T00:00:00Z">
         <w:r>
           <w:t xml:space="preserve">so, under consistency, association measures in the matched population equal the effect measures</w:t>
         </w:r>
       </w:ins>
-      <w:ins w:id="72" w:author="PR Preview" w:date="2024-01-01T00:00:00Z">
+      <w:ins w:id="63" w:author="PR Preview" w:date="2024-01-01T00:00:00Z">
         <w:r>
           <w:t xml:space="preserve"> </w:t>
         </w:r>
       </w:ins>
-      <w:ins w:id="72" w:author="PR Preview" w:date="2024-01-01T00:00:00Z">
+      <w:ins w:id="63" w:author="PR Preview" w:date="2024-01-01T00:00:00Z">
         <w:r>
           <w:rPr>
             <w:b/>
@@ -19880,7 +20555,7 @@
           <w:t xml:space="preserve">in the matched population</w:t>
         </w:r>
       </w:ins>
-      <w:ins w:id="72" w:author="PR Preview" w:date="2024-01-01T00:00:00Z">
+      <w:ins w:id="63" w:author="PR Preview" w:date="2024-01-01T00:00:00Z">
         <w:r>
           <w:t xml:space="preserve">.</w:t>
         </w:r>
@@ -19894,12 +20569,12 @@
           <w:numId w:val="1011"/>
         </w:numPr>
       </w:pPr>
-      <w:ins w:id="73" w:author="PR Preview" w:date="2024-01-01T00:00:00Z">
+      <w:ins w:id="64" w:author="PR Preview" w:date="2024-01-01T00:00:00Z">
         <w:r>
           <w:t xml:space="preserve">In practice we match on an estimate</w:t>
         </w:r>
       </w:ins>
-      <w:ins w:id="73" w:author="PR Preview" w:date="2024-01-01T00:00:00Z">
+      <w:ins w:id="64" w:author="PR Preview" w:date="2024-01-01T00:00:00Z">
         <w:r>
           <w:t xml:space="preserve"> </w:t>
         </w:r>
@@ -19931,37 +20606,37 @@
           <m:t>)</m:t>
         </m:r>
       </m:oMath>
-      <w:ins w:id="73" w:author="PR Preview" w:date="2024-01-01T00:00:00Z">
+      <w:ins w:id="64" w:author="PR Preview" w:date="2024-01-01T00:00:00Z">
         <w:r>
           <w:t xml:space="preserve">.</w:t>
         </w:r>
       </w:ins>
-      <w:ins w:id="73" w:author="PR Preview" w:date="2024-01-01T00:00:00Z">
+      <w:ins w:id="64" w:author="PR Preview" w:date="2024-01-01T00:00:00Z">
         <w:r>
           <w:t xml:space="preserve"> </w:t>
         </w:r>
       </w:ins>
-      <w:ins w:id="73" w:author="PR Preview" w:date="2024-01-01T00:00:00Z">
+      <w:ins w:id="64" w:author="PR Preview" w:date="2024-01-01T00:00:00Z">
         <w:r>
           <w:t xml:space="preserve">Equal estimated scores need not mean equal true scores,</w:t>
         </w:r>
       </w:ins>
-      <w:ins w:id="73" w:author="PR Preview" w:date="2024-01-01T00:00:00Z">
+      <w:ins w:id="64" w:author="PR Preview" w:date="2024-01-01T00:00:00Z">
         <w:r>
           <w:t xml:space="preserve"> </w:t>
         </w:r>
       </w:ins>
-      <w:ins w:id="73" w:author="PR Preview" w:date="2024-01-01T00:00:00Z">
+      <w:ins w:id="64" w:author="PR Preview" w:date="2024-01-01T00:00:00Z">
         <w:r>
           <w:t xml:space="preserve">so even with a correctly specified propensity model this exchangeability holds only approximately,</w:t>
         </w:r>
       </w:ins>
-      <w:ins w:id="73" w:author="PR Preview" w:date="2024-01-01T00:00:00Z">
+      <w:ins w:id="64" w:author="PR Preview" w:date="2024-01-01T00:00:00Z">
         <w:r>
           <w:t xml:space="preserve"> </w:t>
         </w:r>
       </w:ins>
-      <w:ins w:id="73" w:author="PR Preview" w:date="2024-01-01T00:00:00Z">
+      <w:ins w:id="64" w:author="PR Preview" w:date="2024-01-01T00:00:00Z">
         <w:r>
           <w:t xml:space="preserve">with the approximation improving as the sample grows.</w:t>
         </w:r>
@@ -19975,19 +20650,271 @@
           <w:numId w:val="1011"/>
         </w:numPr>
       </w:pPr>
-      <w:ins w:id="74" w:author="PR Preview" w:date="2024-01-01T00:00:00Z">
+      <w:ins w:id="65" w:author="PR Preview" w:date="2024-01-01T00:00:00Z">
         <w:r>
           <w:t xml:space="preserve">Caliper matching adds a second approximation:</w:t>
         </w:r>
       </w:ins>
-      <w:ins w:id="74" w:author="PR Preview" w:date="2024-01-01T00:00:00Z">
+      <w:ins w:id="65" w:author="PR Preview" w:date="2024-01-01T00:00:00Z">
         <w:r>
           <w:t xml:space="preserve"> </w:t>
         </w:r>
       </w:ins>
-      <w:ins w:id="74" w:author="PR Preview" w:date="2024-01-01T00:00:00Z">
+      <w:ins w:id="65" w:author="PR Preview" w:date="2024-01-01T00:00:00Z">
         <w:r>
           <w:t xml:space="preserve">some bias may remain, and it typically shrinks as the caliper narrows.</w:t>
+        </w:r>
+      </w:ins>
+    </w:p>
+    <w:p>
+      <w:pPr>
+        <w:pStyle w:val="Compact"/>
+        <w:numPr>
+          <w:ilvl w:val="0"/>
+          <w:numId w:val="1011"/>
+        </w:numPr>
+      </w:pPr>
+      <w:ins w:id="66" w:author="PR Preview" w:date="2024-01-01T00:00:00Z">
+        <w:r>
+          <w:t xml:space="preserve">With censoring, outcomes are observed only for the uncensored members of the matched population.</w:t>
+        </w:r>
+      </w:ins>
+      <w:ins w:id="66" w:author="PR Preview" w:date="2024-01-01T00:00:00Z">
+        <w:r>
+          <w:t xml:space="preserve"> </w:t>
+        </w:r>
+      </w:ins>
+      <w:ins w:id="66" w:author="PR Preview" w:date="2024-01-01T00:00:00Z">
+        <w:r>
+          <w:t xml:space="preserve">One way to account for that is to weight the uncensored by the inverse of</w:t>
+        </w:r>
+      </w:ins>
+      <w:ins w:id="66" w:author="PR Preview" w:date="2024-01-01T00:00:00Z">
+        <w:r>
+          <w:t xml:space="preserve"> </w:t>
+        </w:r>
+      </w:ins>
+      <m:oMath>
+        <m:r>
+          <m:rPr>
+            <m:sty m:val="p"/>
+          </m:rPr>
+          <m:t>Pr</m:t>
+        </m:r>
+        <m:r>
+          <m:rPr>
+            <m:sty m:val="p"/>
+          </m:rPr>
+          <m:t>[</m:t>
+        </m:r>
+        <m:r>
+          <m:t>C</m:t>
+        </m:r>
+        <m:r>
+          <m:rPr>
+            <m:sty m:val="p"/>
+          </m:rPr>
+          <m:t>=</m:t>
+        </m:r>
+        <m:r>
+          <m:t>0</m:t>
+        </m:r>
+        <m:r>
+          <m:rPr>
+            <m:sty m:val="p"/>
+          </m:rPr>
+          <m:t>∣</m:t>
+        </m:r>
+        <m:r>
+          <m:t>L</m:t>
+        </m:r>
+        <m:r>
+          <m:rPr>
+            <m:sty m:val="p"/>
+          </m:rPr>
+          <m:t>,</m:t>
+        </m:r>
+        <m:r>
+          <m:t>A</m:t>
+        </m:r>
+        <m:r>
+          <m:rPr>
+            <m:sty m:val="p"/>
+          </m:rPr>
+          <m:t>]</m:t>
+        </m:r>
+      </m:oMath>
+      <w:ins w:id="66" w:author="PR Preview" w:date="2024-01-01T00:00:00Z">
+        <w:r>
+          <w:t xml:space="preserve"> </w:t>
+        </w:r>
+      </w:ins>
+      <w:ins w:id="66" w:author="PR Preview" w:date="2024-01-01T00:00:00Z">
+        <w:r>
+          <w:t xml:space="preserve">(Chapter 12),</w:t>
+        </w:r>
+      </w:ins>
+      <w:ins w:id="66" w:author="PR Preview" w:date="2024-01-01T00:00:00Z">
+        <w:r>
+          <w:t xml:space="preserve"> </w:t>
+        </w:r>
+      </w:ins>
+      <w:ins w:id="66" w:author="PR Preview" w:date="2024-01-01T00:00:00Z">
+        <w:r>
+          <w:t xml:space="preserve">which needs a correct censoring model,</w:t>
+        </w:r>
+      </w:ins>
+      <w:ins w:id="66" w:author="PR Preview" w:date="2024-01-01T00:00:00Z">
+        <w:r>
+          <w:t xml:space="preserve"> </w:t>
+        </w:r>
+      </w:ins>
+      <m:oMath>
+        <m:sSup>
+          <m:e>
+            <m:r>
+              <m:t>Y</m:t>
+            </m:r>
+          </m:e>
+          <m:sup>
+            <m:r>
+              <m:t>a</m:t>
+            </m:r>
+            <m:r>
+              <m:rPr>
+                <m:sty m:val="p"/>
+              </m:rPr>
+              <m:t>,</m:t>
+            </m:r>
+            <m:r>
+              <m:t>c</m:t>
+            </m:r>
+            <m:r>
+              <m:rPr>
+                <m:sty m:val="p"/>
+              </m:rPr>
+              <m:t>=</m:t>
+            </m:r>
+            <m:r>
+              <m:t>0</m:t>
+            </m:r>
+          </m:sup>
+        </m:sSup>
+        <m:r>
+          <m:rPr>
+            <m:sty m:val="p"/>
+          </m:rPr>
+          <m:t>⟂</m:t>
+        </m:r>
+        <m:r>
+          <m:t>​</m:t>
+        </m:r>
+        <m:r>
+          <m:t>​</m:t>
+        </m:r>
+        <m:r>
+          <m:t>​</m:t>
+        </m:r>
+        <m:r>
+          <m:rPr>
+            <m:sty m:val="p"/>
+          </m:rPr>
+          <m:t>⟂</m:t>
+        </m:r>
+        <m:r>
+          <m:t>C</m:t>
+        </m:r>
+        <m:r>
+          <m:rPr>
+            <m:sty m:val="p"/>
+          </m:rPr>
+          <m:t>∣</m:t>
+        </m:r>
+        <m:r>
+          <m:t>A</m:t>
+        </m:r>
+        <m:r>
+          <m:rPr>
+            <m:sty m:val="p"/>
+          </m:rPr>
+          <m:t>,</m:t>
+        </m:r>
+        <m:r>
+          <m:t>L</m:t>
+        </m:r>
+      </m:oMath>
+      <w:ins w:id="66" w:author="PR Preview" w:date="2024-01-01T00:00:00Z">
+        <w:r>
+          <w:t xml:space="preserve">, and</w:t>
+        </w:r>
+      </w:ins>
+      <w:ins w:id="66" w:author="PR Preview" w:date="2024-01-01T00:00:00Z">
+        <w:r>
+          <w:t xml:space="preserve"> </w:t>
+        </w:r>
+      </w:ins>
+      <m:oMath>
+        <m:r>
+          <m:rPr>
+            <m:sty m:val="p"/>
+          </m:rPr>
+          <m:t>Pr</m:t>
+        </m:r>
+        <m:r>
+          <m:rPr>
+            <m:sty m:val="p"/>
+          </m:rPr>
+          <m:t>[</m:t>
+        </m:r>
+        <m:r>
+          <m:t>C</m:t>
+        </m:r>
+        <m:r>
+          <m:rPr>
+            <m:sty m:val="p"/>
+          </m:rPr>
+          <m:t>=</m:t>
+        </m:r>
+        <m:r>
+          <m:t>0</m:t>
+        </m:r>
+        <m:r>
+          <m:rPr>
+            <m:sty m:val="p"/>
+          </m:rPr>
+          <m:t>∣</m:t>
+        </m:r>
+        <m:r>
+          <m:t>L</m:t>
+        </m:r>
+        <m:r>
+          <m:rPr>
+            <m:sty m:val="p"/>
+          </m:rPr>
+          <m:t>,</m:t>
+        </m:r>
+        <m:r>
+          <m:t>A</m:t>
+        </m:r>
+        <m:r>
+          <m:rPr>
+            <m:sty m:val="p"/>
+          </m:rPr>
+          <m:t>]</m:t>
+        </m:r>
+        <m:r>
+          <m:rPr>
+            <m:sty m:val="p"/>
+          </m:rPr>
+          <m:t>&gt;</m:t>
+        </m:r>
+        <m:r>
+          <m:t>0</m:t>
+        </m:r>
+      </m:oMath>
+      <w:ins w:id="66" w:author="PR Preview" w:date="2024-01-01T00:00:00Z">
+        <w:r>
+          <w:t xml:space="preserve">.</w:t>
         </w:r>
       </w:ins>
     </w:p>
@@ -20294,7 +21221,7 @@
       </w:tr>
     </w:tbl>
     <w:p>
-      <w:ins w:id="1078" w:author="PR Preview" w:date="2024-01-01T00:00:00Z">
+      <w:ins w:id="1070" w:author="PR Preview" w:date="2024-01-01T00:00:00Z">
         <w:r>
           <w:pict>
             <v:rect style="width:0;height:1.5pt" o:hralign="center" o:hrstd="t" o:hr="t"/>
@@ -20830,7 +21757,7 @@
       <w:pPr>
         <w:pStyle w:val="FirstParagraph"/>
       </w:pPr>
-      <w:ins w:id="83" w:author="PR Preview" w:date="2024-01-01T00:00:00Z">
+      <w:ins w:id="75" w:author="PR Preview" w:date="2024-01-01T00:00:00Z">
         <w:r>
           <w:t xml:space="preserve"> </w:t>
         </w:r>
@@ -21110,7 +22037,7 @@
       <w:pPr>
         <w:pStyle w:val="FirstParagraph"/>
       </w:pPr>
-      <w:ins w:id="87" w:author="PR Preview" w:date="2024-01-01T00:00:00Z">
+      <w:ins w:id="79" w:author="PR Preview" w:date="2024-01-01T00:00:00Z">
         <w:r>
           <w:t xml:space="preserve"> </w:t>
         </w:r>
@@ -21903,7 +22830,7 @@
       <w:pPr>
         <w:pStyle w:val="FirstParagraph"/>
       </w:pPr>
-      <w:ins w:id="1093" w:author="PR Preview" w:date="2024-01-01T00:00:00Z">
+      <w:ins w:id="1085" w:author="PR Preview" w:date="2024-01-01T00:00:00Z">
         <w:r>
           <w:t xml:space="preserve"> </w:t>
         </w:r>
@@ -22793,7 +23720,7 @@
       <w:pPr>
         <w:pStyle w:val="FirstParagraph"/>
       </w:pPr>
-      <w:ins w:id="102" w:author="PR Preview" w:date="2024-01-01T00:00:00Z">
+      <w:ins w:id="94" w:author="PR Preview" w:date="2024-01-01T00:00:00Z">
         <w:r>
           <w:t xml:space="preserve"> </w:t>
         </w:r>
@@ -23573,7 +24500,7 @@
       <w:pPr>
         <w:pStyle w:val="FirstParagraph"/>
       </w:pPr>
-      <w:ins w:id="108" w:author="PR Preview" w:date="2024-01-01T00:00:00Z">
+      <w:ins w:id="100" w:author="PR Preview" w:date="2024-01-01T00:00:00Z">
         <w:r>
           <w:t xml:space="preserve"> </w:t>
         </w:r>
@@ -23697,6 +24624,24 @@
             </w:r>
             <w:r>
               <w:t xml:space="preserve">All of these methods also need exchangeability, positivity, and consistency.</w:t>
+            </w:r>
+            <w:r>
+              <w:t xml:space="preserve"> </w:t>
+            </w:r>
+            <w:r>
+              <w:t xml:space="preserve">Outcome regression handles censoring by fitting its model among the uncensored;</w:t>
+            </w:r>
+            <w:r>
+              <w:t xml:space="preserve"> </w:t>
+            </w:r>
+            <w:r>
+              <w:t xml:space="preserve">the other methods need a model for censoring as well,</w:t>
+            </w:r>
+            <w:r>
+              <w:t xml:space="preserve"> </w:t>
+            </w:r>
+            <w:r>
+              <w:t xml:space="preserve">except that g-estimation can skip the censoring weights under the conditions noted in Chapter 14.</w:t>
             </w:r>
           </w:p>
           <w:tbl>
@@ -23982,7 +24927,66 @@
                     </m:r>
                   </m:oMath>
                   <w:r>
-                    <w:t xml:space="preserve">​</w:t>
+                    <w:t xml:space="preserve">; with censoring, also</w:t>
+                  </w:r>
+                  <w:r>
+                    <w:t xml:space="preserve"> </w:t>
+                  </w:r>
+                  <m:oMath>
+                    <m:r>
+                      <m:rPr>
+                        <m:sty m:val="p"/>
+                      </m:rPr>
+                      <m:t>Pr</m:t>
+                    </m:r>
+                    <m:r>
+                      <m:rPr>
+                        <m:sty m:val="p"/>
+                      </m:rPr>
+                      <m:t>[</m:t>
+                    </m:r>
+                    <m:r>
+                      <m:t>C</m:t>
+                    </m:r>
+                    <m:r>
+                      <m:rPr>
+                        <m:sty m:val="p"/>
+                      </m:rPr>
+                      <m:t>=</m:t>
+                    </m:r>
+                    <m:r>
+                      <m:t>0</m:t>
+                    </m:r>
+                    <m:r>
+                      <m:rPr>
+                        <m:sty m:val="p"/>
+                      </m:rPr>
+                      <m:t>∣</m:t>
+                    </m:r>
+                    <m:r>
+                      <m:t>L</m:t>
+                    </m:r>
+                    <m:r>
+                      <m:rPr>
+                        <m:sty m:val="p"/>
+                      </m:rPr>
+                      <m:t>,</m:t>
+                    </m:r>
+                    <m:r>
+                      <m:t>A</m:t>
+                    </m:r>
+                    <m:r>
+                      <m:rPr>
+                        <m:sty m:val="p"/>
+                      </m:rPr>
+                      <m:t>]</m:t>
+                    </m:r>
+                  </m:oMath>
+                  <w:r>
+                    <w:t xml:space="preserve"> </w:t>
+                  </w:r>
+                  <w:r>
+                    <w:t xml:space="preserve">for the censoring weights</w:t>
                   </w:r>
                 </w:p>
               </w:tc>
@@ -23994,7 +24998,7 @@
                     <w:jc w:val="center"/>
                   </w:pPr>
                   <w:r>
-                    <w:t xml:space="preserve">Correct treatment model and correct structural nested model</w:t>
+                    <w:t xml:space="preserve">Correct treatment model and correct structural nested model; with censoring, also a correct censoring model</w:t>
                   </w:r>
                 </w:p>
               </w:tc>
@@ -24152,6 +25156,61 @@
                       </m:e>
                     </m:d>
                   </m:oMath>
+                  <w:r>
+                    <w:t xml:space="preserve">; with censoring, the joint score</w:t>
+                  </w:r>
+                  <w:r>
+                    <w:t xml:space="preserve"> </w:t>
+                  </w:r>
+                  <m:oMath>
+                    <m:r>
+                      <m:t>b</m:t>
+                    </m:r>
+                    <m:r>
+                      <m:rPr>
+                        <m:sty m:val="p"/>
+                      </m:rPr>
+                      <m:t>(</m:t>
+                    </m:r>
+                    <m:r>
+                      <m:t>L</m:t>
+                    </m:r>
+                    <m:r>
+                      <m:rPr>
+                        <m:sty m:val="p"/>
+                      </m:rPr>
+                      <m:t>)</m:t>
+                    </m:r>
+                  </m:oMath>
+                  <w:r>
+                    <w:t xml:space="preserve"> </w:t>
+                  </w:r>
+                  <w:r>
+                    <w:t xml:space="preserve">in place of</w:t>
+                  </w:r>
+                  <w:r>
+                    <w:t xml:space="preserve"> </w:t>
+                  </w:r>
+                  <m:oMath>
+                    <m:r>
+                      <m:t>π</m:t>
+                    </m:r>
+                    <m:r>
+                      <m:rPr>
+                        <m:sty m:val="p"/>
+                      </m:rPr>
+                      <m:t>(</m:t>
+                    </m:r>
+                    <m:r>
+                      <m:t>L</m:t>
+                    </m:r>
+                    <m:r>
+                      <m:rPr>
+                        <m:sty m:val="p"/>
+                      </m:rPr>
+                      <m:t>)</m:t>
+                    </m:r>
+                  </m:oMath>
                 </w:p>
               </w:tc>
               <w:tc>
@@ -24162,33 +25221,7 @@
                     <w:jc w:val="center"/>
                   </w:pPr>
                   <w:r>
-                    <w:t xml:space="preserve">Correct propensity model and correct</w:t>
-                  </w:r>
-                  <w:r>
-                    <w:t xml:space="preserve"> </w:t>
-                  </w:r>
-                  <m:oMath>
-                    <m:r>
-                      <m:t>π</m:t>
-                    </m:r>
-                    <m:r>
-                      <m:rPr>
-                        <m:sty m:val="p"/>
-                      </m:rPr>
-                      <m:t>(</m:t>
-                    </m:r>
-                    <m:r>
-                      <m:t>L</m:t>
-                    </m:r>
-                    <m:r>
-                      <m:rPr>
-                        <m:sty m:val="p"/>
-                      </m:rPr>
-                      <m:t>)</m:t>
-                    </m:r>
-                  </m:oMath>
-                  <w:r>
-                    <w:t xml:space="preserve">-</w:t>
+                    <w:t xml:space="preserve">Correct propensity model and correct score-</w:t>
                   </w:r>
                   <m:oMath>
                     <m:r>
@@ -24199,7 +25232,7 @@
                     <w:t xml:space="preserve"> </w:t>
                   </w:r>
                   <w:r>
-                    <w:t xml:space="preserve">relation</w:t>
+                    <w:t xml:space="preserve">relation; with censoring, also a correct censoring model</w:t>
                   </w:r>
                 </w:p>
               </w:tc>
@@ -24291,8 +25324,61 @@
                     </m:r>
                   </m:oMath>
                   <w:r>
-                    <w:t xml:space="preserve">​</w:t>
+                    <w:t xml:space="preserve">; with censoring, also</w:t>
                   </w:r>
+                  <w:r>
+                    <w:t xml:space="preserve"> </w:t>
+                  </w:r>
+                  <m:oMath>
+                    <m:r>
+                      <m:rPr>
+                        <m:sty m:val="p"/>
+                      </m:rPr>
+                      <m:t>Pr</m:t>
+                    </m:r>
+                    <m:r>
+                      <m:rPr>
+                        <m:sty m:val="p"/>
+                      </m:rPr>
+                      <m:t>[</m:t>
+                    </m:r>
+                    <m:r>
+                      <m:t>C</m:t>
+                    </m:r>
+                    <m:r>
+                      <m:rPr>
+                        <m:sty m:val="p"/>
+                      </m:rPr>
+                      <m:t>=</m:t>
+                    </m:r>
+                    <m:r>
+                      <m:t>0</m:t>
+                    </m:r>
+                    <m:r>
+                      <m:rPr>
+                        <m:sty m:val="p"/>
+                      </m:rPr>
+                      <m:t>∣</m:t>
+                    </m:r>
+                    <m:r>
+                      <m:t>L</m:t>
+                    </m:r>
+                    <m:r>
+                      <m:rPr>
+                        <m:sty m:val="p"/>
+                      </m:rPr>
+                      <m:t>,</m:t>
+                    </m:r>
+                    <m:r>
+                      <m:t>A</m:t>
+                    </m:r>
+                    <m:r>
+                      <m:rPr>
+                        <m:sty m:val="p"/>
+                      </m:rPr>
+                      <m:t>]</m:t>
+                    </m:r>
+                  </m:oMath>
                 </w:p>
               </w:tc>
               <w:tc>
@@ -24303,7 +25389,7 @@
                     <w:jc w:val="center"/>
                   </w:pPr>
                   <w:r>
-                    <w:t xml:space="preserve">Correct propensity model; estimate refers to the matched population</w:t>
+                    <w:t xml:space="preserve">Correct propensity model; with censoring, also a correct censoring model; estimate refers to the matched population</w:t>
                   </w:r>
                 </w:p>
               </w:tc>
@@ -24318,7 +25404,7 @@
       <w:pPr>
         <w:pStyle w:val="BodyText"/>
       </w:pPr>
-      <w:ins w:id="111" w:author="PR Preview" w:date="2024-01-01T00:00:00Z">
+      <w:ins w:id="103" w:author="PR Preview" w:date="2024-01-01T00:00:00Z">
         <w:r>
           <w:t xml:space="preserve"> </w:t>
         </w:r>
@@ -24458,7 +25544,7 @@
           <w:numId w:val="1025"/>
         </w:numPr>
       </w:pPr>
-      <w:ins w:id="113" w:author="PR Preview" w:date="2024-01-01T00:00:00Z">
+      <w:ins w:id="105" w:author="PR Preview" w:date="2024-01-01T00:00:00Z">
         <w:r>
           <w:t xml:space="preserve">Outcome regression and propensity score methods need the same identifying conditions as the g-methods, plus correct models for their nuisance parameters (</w:t>
         </w:r>
@@ -24471,7 +25557,7 @@
           <w:t xml:space="preserve">Definition 2</w:t>
         </w:r>
       </w:hyperlink>
-      <w:ins w:id="113" w:author="PR Preview" w:date="2024-01-01T00:00:00Z">
+      <w:ins w:id="105" w:author="PR Preview" w:date="2024-01-01T00:00:00Z">
         <w:r>
           <w:t xml:space="preserve">).</w:t>
         </w:r>
@@ -24574,27 +25660,27 @@
       <w:pPr>
         <w:pStyle w:val="Bibliography"/>
       </w:pPr>
-      <w:ins w:id="1119" w:author="PR Preview" w:date="2024-01-01T00:00:00Z">
+      <w:ins w:id="1111" w:author="PR Preview" w:date="2024-01-01T00:00:00Z">
         <w:r>
           <w:t xml:space="preserve">Rosenbaum, Paul R, and Donald B Rubin. 1983.</w:t>
         </w:r>
       </w:ins>
-      <w:ins w:id="1119" w:author="PR Preview" w:date="2024-01-01T00:00:00Z">
+      <w:ins w:id="1111" w:author="PR Preview" w:date="2024-01-01T00:00:00Z">
         <w:r>
           <w:t xml:space="preserve"> </w:t>
         </w:r>
       </w:ins>
-      <w:ins w:id="1119" w:author="PR Preview" w:date="2024-01-01T00:00:00Z">
+      <w:ins w:id="1111" w:author="PR Preview" w:date="2024-01-01T00:00:00Z">
         <w:r>
           <w:t xml:space="preserve">“The Central Role of the Propensity Score in Observational Studies for Causal Effects.”</w:t>
         </w:r>
       </w:ins>
-      <w:ins w:id="1119" w:author="PR Preview" w:date="2024-01-01T00:00:00Z">
+      <w:ins w:id="1111" w:author="PR Preview" w:date="2024-01-01T00:00:00Z">
         <w:r>
           <w:t xml:space="preserve"> </w:t>
         </w:r>
       </w:ins>
-      <w:ins w:id="1119" w:author="PR Preview" w:date="2024-01-01T00:00:00Z">
+      <w:ins w:id="1111" w:author="PR Preview" w:date="2024-01-01T00:00:00Z">
         <w:r>
           <w:rPr>
             <w:i/>
@@ -24603,17 +25689,17 @@
           <w:t xml:space="preserve">Biometrika</w:t>
         </w:r>
       </w:ins>
-      <w:ins w:id="1119" w:author="PR Preview" w:date="2024-01-01T00:00:00Z">
+      <w:ins w:id="1111" w:author="PR Preview" w:date="2024-01-01T00:00:00Z">
         <w:r>
           <w:t xml:space="preserve"> </w:t>
         </w:r>
       </w:ins>
-      <w:ins w:id="1119" w:author="PR Preview" w:date="2024-01-01T00:00:00Z">
+      <w:ins w:id="1111" w:author="PR Preview" w:date="2024-01-01T00:00:00Z">
         <w:r>
           <w:t xml:space="preserve">70 (1): 41–55.</w:t>
         </w:r>
       </w:ins>
-      <w:ins w:id="1119" w:author="PR Preview" w:date="2024-01-01T00:00:00Z">
+      <w:ins w:id="1111" w:author="PR Preview" w:date="2024-01-01T00:00:00Z">
         <w:r>
           <w:t xml:space="preserve"> </w:t>
         </w:r>
@@ -24626,7 +25712,7 @@
           <w:t xml:space="preserve">https://doi.org/10.1093/biomet/70.1.41</w:t>
         </w:r>
       </w:hyperlink>
-      <w:ins w:id="1119" w:author="PR Preview" w:date="2024-01-01T00:00:00Z">
+      <w:ins w:id="1111" w:author="PR Preview" w:date="2024-01-01T00:00:00Z">
         <w:r>
           <w:t xml:space="preserve">.</w:t>
         </w:r>
